--- a/admin/sampleLongQuestion.docx
+++ b/admin/sampleLongQuestion.docx
@@ -1,6 +1,6 @@
 
 <file path=word/document.xml><?xml version="1.0" encoding="utf-8"?>
-<w:document xmlns:wpc="http://schemas.microsoft.com/office/word/2010/wordprocessingCanvas" xmlns:cx="http://schemas.microsoft.com/office/drawing/2014/chartex" xmlns:cx1="http://schemas.microsoft.com/office/drawing/2015/9/8/chartex" xmlns:cx2="http://schemas.microsoft.com/office/drawing/2015/10/21/chartex" xmlns:cx3="http://schemas.microsoft.com/office/drawing/2016/5/9/chartex" xmlns:cx4="http://schemas.microsoft.com/office/drawing/2016/5/10/chartex" xmlns:cx5="http://schemas.microsoft.com/office/drawing/2016/5/11/chartex" xmlns:cx6="http://schemas.microsoft.com/office/drawing/2016/5/12/chartex" xmlns:cx7="http://schemas.microsoft.com/office/drawing/2016/5/13/chartex" xmlns:cx8="http://schemas.microsoft.com/office/drawing/2016/5/14/chartex" xmlns:mc="http://schemas.openxmlformats.org/markup-compatibility/2006" xmlns:aink="http://schemas.microsoft.com/office/drawing/2016/ink" xmlns:am3d="http://schemas.microsoft.com/office/drawing/2017/model3d" xmlns:o="urn:schemas-microsoft-com:office:office" xmlns:r="http://schemas.openxmlformats.org/officeDocument/2006/relationships" xmlns:m="http://schemas.openxmlformats.org/officeDocument/2006/math" xmlns:v="urn:schemas-microsoft-com:vml" xmlns:wp14="http://schemas.microsoft.com/office/word/2010/wordprocessingDrawing" xmlns:wp="http://schemas.openxmlformats.org/drawingml/2006/wordprocessingDrawing" xmlns:w10="urn:schemas-microsoft-com:office:word" xmlns:w="http://schemas.openxmlformats.org/wordprocessingml/2006/main" xmlns:w14="http://schemas.microsoft.com/office/word/2010/wordml" xmlns:w15="http://schemas.microsoft.com/office/word/2012/wordml" xmlns:w16cid="http://schemas.microsoft.com/office/word/2016/wordml/cid" xmlns:w16se="http://schemas.microsoft.com/office/word/2015/wordml/symex" xmlns:wpg="http://schemas.microsoft.com/office/word/2010/wordprocessingGroup" xmlns:wpi="http://schemas.microsoft.com/office/word/2010/wordprocessingInk" xmlns:wne="http://schemas.microsoft.com/office/word/2006/wordml" xmlns:wps="http://schemas.microsoft.com/office/word/2010/wordprocessingShape" mc:Ignorable="w14 w15 w16se w16cid wp14">
+<w:document xmlns:wpc="http://schemas.microsoft.com/office/word/2010/wordprocessingCanvas" xmlns:cx="http://schemas.microsoft.com/office/drawing/2014/chartex" xmlns:cx1="http://schemas.microsoft.com/office/drawing/2015/9/8/chartex" xmlns:cx2="http://schemas.microsoft.com/office/drawing/2015/10/21/chartex" xmlns:cx3="http://schemas.microsoft.com/office/drawing/2016/5/9/chartex" xmlns:cx4="http://schemas.microsoft.com/office/drawing/2016/5/10/chartex" xmlns:cx5="http://schemas.microsoft.com/office/drawing/2016/5/11/chartex" xmlns:cx6="http://schemas.microsoft.com/office/drawing/2016/5/12/chartex" xmlns:cx7="http://schemas.microsoft.com/office/drawing/2016/5/13/chartex" xmlns:cx8="http://schemas.microsoft.com/office/drawing/2016/5/14/chartex" xmlns:mc="http://schemas.openxmlformats.org/markup-compatibility/2006" xmlns:aink="http://schemas.microsoft.com/office/drawing/2016/ink" xmlns:am3d="http://schemas.microsoft.com/office/drawing/2017/model3d" xmlns:o="urn:schemas-microsoft-com:office:office" xmlns:oel="http://schemas.microsoft.com/office/2019/extlst" xmlns:r="http://schemas.openxmlformats.org/officeDocument/2006/relationships" xmlns:m="http://schemas.openxmlformats.org/officeDocument/2006/math" xmlns:v="urn:schemas-microsoft-com:vml" xmlns:wp14="http://schemas.microsoft.com/office/word/2010/wordprocessingDrawing" xmlns:wp="http://schemas.openxmlformats.org/drawingml/2006/wordprocessingDrawing" xmlns:w10="urn:schemas-microsoft-com:office:word" xmlns:w="http://schemas.openxmlformats.org/wordprocessingml/2006/main" xmlns:w14="http://schemas.microsoft.com/office/word/2010/wordml" xmlns:w15="http://schemas.microsoft.com/office/word/2012/wordml" xmlns:w16cex="http://schemas.microsoft.com/office/word/2018/wordml/cex" xmlns:w16cid="http://schemas.microsoft.com/office/word/2016/wordml/cid" xmlns:w16="http://schemas.microsoft.com/office/word/2018/wordml" xmlns:w16du="http://schemas.microsoft.com/office/word/2023/wordml/word16du" xmlns:w16sdtdh="http://schemas.microsoft.com/office/word/2020/wordml/sdtdatahash" xmlns:w16sdtfl="http://schemas.microsoft.com/office/word/2024/wordml/sdtformatlock" xmlns:w16se="http://schemas.microsoft.com/office/word/2015/wordml/symex" xmlns:wpg="http://schemas.microsoft.com/office/word/2010/wordprocessingGroup" xmlns:wpi="http://schemas.microsoft.com/office/word/2010/wordprocessingInk" xmlns:wne="http://schemas.microsoft.com/office/word/2006/wordml" xmlns:wps="http://schemas.microsoft.com/office/word/2010/wordprocessingShape" mc:Ignorable="w14 w15 w16se w16cid w16 w16cex w16sdtdh w16sdtfl w16du wp14">
   <w:body>
     <w:p>
       <w:pPr>
@@ -84,12 +84,13 @@
       <w:r>
         <w:rPr>
           <w:rFonts w:ascii="Times New Roman" w:eastAsia="Times New Roman" w:hAnsi="Times New Roman" w:cs="Times New Roman"/>
-          <w:sz w:val="24"/>
-          <w:szCs w:val="24"/>
-          <w:lang w:eastAsia="en-GB"/>
-        </w:rPr>
-        <w:pict w14:anchorId="59CE4B4E">
-          <v:rect id="_x0000_i1025" style="width:0;height:1.5pt" o:hralign="center" o:hrstd="t" o:hr="t" fillcolor="#a0a0a0" stroked="f"/>
+          <w:noProof/>
+          <w:sz w:val="24"/>
+          <w:szCs w:val="24"/>
+          <w:lang w:eastAsia="en-GB"/>
+        </w:rPr>
+        <w:pict w14:anchorId="36C31074">
+          <v:rect id="_x0000_i1028" alt="" style="width:451.3pt;height:.05pt;mso-width-percent:0;mso-height-percent:0;mso-width-percent:0;mso-height-percent:0" o:hralign="center" o:hrstd="t" o:hr="t" fillcolor="#a0a0a0" stroked="f"/>
         </w:pict>
       </w:r>
     </w:p>
@@ -101,8 +102,8 @@
           <w:rFonts w:ascii="Times New Roman" w:eastAsia="Times New Roman" w:hAnsi="Times New Roman" w:cs="Times New Roman"/>
           <w:b/>
           <w:bCs/>
-          <w:sz w:val="27"/>
-          <w:szCs w:val="27"/>
+          <w:sz w:val="32"/>
+          <w:szCs w:val="32"/>
           <w:lang w:eastAsia="en-GB"/>
         </w:rPr>
       </w:pPr>
@@ -111,8 +112,8 @@
           <w:rFonts w:ascii="Times New Roman" w:eastAsia="Times New Roman" w:hAnsi="Times New Roman" w:cs="Times New Roman"/>
           <w:b/>
           <w:bCs/>
-          <w:sz w:val="27"/>
-          <w:szCs w:val="27"/>
+          <w:sz w:val="32"/>
+          <w:szCs w:val="32"/>
           <w:lang w:eastAsia="en-GB"/>
         </w:rPr>
         <w:t>Question 1 – Classes and Objects</w:t>
@@ -121,19 +122,36 @@
     <w:p>
       <w:pPr>
         <w:spacing w:before="100" w:beforeAutospacing="1" w:after="100" w:afterAutospacing="1" w:line="240" w:lineRule="auto"/>
-      </w:pPr>
-      <w:r>
-        <w:t>Create a class</w:t>
-      </w:r>
-      <w:r>
-        <w:t xml:space="preserve"> called Person. </w:t>
-      </w:r>
-    </w:p>
-    <w:p>
-      <w:pPr>
-        <w:spacing w:before="100" w:beforeAutospacing="1" w:after="100" w:afterAutospacing="1" w:line="240" w:lineRule="auto"/>
-      </w:pPr>
-      <w:r>
+        <w:rPr>
+          <w:rFonts w:ascii="Times New Roman" w:hAnsi="Times New Roman" w:cs="Times New Roman"/>
+          <w:sz w:val="24"/>
+          <w:szCs w:val="24"/>
+        </w:rPr>
+      </w:pPr>
+      <w:r>
+        <w:rPr>
+          <w:rFonts w:ascii="Times New Roman" w:hAnsi="Times New Roman" w:cs="Times New Roman"/>
+          <w:sz w:val="24"/>
+          <w:szCs w:val="24"/>
+        </w:rPr>
+        <w:t xml:space="preserve">Create a class called Person. </w:t>
+      </w:r>
+    </w:p>
+    <w:p>
+      <w:pPr>
+        <w:spacing w:before="100" w:beforeAutospacing="1" w:after="100" w:afterAutospacing="1" w:line="240" w:lineRule="auto"/>
+        <w:rPr>
+          <w:rFonts w:ascii="Times New Roman" w:hAnsi="Times New Roman" w:cs="Times New Roman"/>
+          <w:sz w:val="24"/>
+          <w:szCs w:val="24"/>
+        </w:rPr>
+      </w:pPr>
+      <w:r>
+        <w:rPr>
+          <w:rFonts w:ascii="Times New Roman" w:hAnsi="Times New Roman" w:cs="Times New Roman"/>
+          <w:sz w:val="24"/>
+          <w:szCs w:val="24"/>
+        </w:rPr>
         <w:t>Write out definitions for the following fields:</w:t>
       </w:r>
     </w:p>
@@ -145,9 +163,49 @@
           <w:numId w:val="6"/>
         </w:numPr>
         <w:spacing w:before="100" w:beforeAutospacing="1" w:after="100" w:afterAutospacing="1" w:line="240" w:lineRule="auto"/>
-      </w:pPr>
-      <w:r>
-        <w:t>a field of type String called name</w:t>
+        <w:rPr>
+          <w:rFonts w:ascii="Times New Roman" w:hAnsi="Times New Roman" w:cs="Times New Roman"/>
+          <w:sz w:val="24"/>
+          <w:szCs w:val="24"/>
+        </w:rPr>
+      </w:pPr>
+      <w:r>
+        <w:rPr>
+          <w:rFonts w:ascii="Times New Roman" w:hAnsi="Times New Roman" w:cs="Times New Roman"/>
+          <w:sz w:val="24"/>
+          <w:szCs w:val="24"/>
+        </w:rPr>
+        <w:t xml:space="preserve">a field of type </w:t>
+      </w:r>
+      <w:r>
+        <w:rPr>
+          <w:rFonts w:ascii="Times New Roman" w:hAnsi="Times New Roman" w:cs="Times New Roman"/>
+          <w:i/>
+          <w:iCs/>
+          <w:sz w:val="24"/>
+          <w:szCs w:val="24"/>
+        </w:rPr>
+        <w:t>String</w:t>
+      </w:r>
+      <w:r>
+        <w:rPr>
+          <w:rFonts w:ascii="Times New Roman" w:hAnsi="Times New Roman" w:cs="Times New Roman"/>
+          <w:sz w:val="24"/>
+          <w:szCs w:val="24"/>
+        </w:rPr>
+        <w:t xml:space="preserve"> called </w:t>
+      </w:r>
+      <w:r>
+        <w:rPr>
+          <w:rFonts w:ascii="Times New Roman" w:hAnsi="Times New Roman" w:cs="Times New Roman"/>
+          <w:b/>
+          <w:bCs/>
+          <w:i/>
+          <w:iCs/>
+          <w:sz w:val="24"/>
+          <w:szCs w:val="24"/>
+        </w:rPr>
+        <w:t>name</w:t>
       </w:r>
     </w:p>
     <w:p>
@@ -158,9 +216,57 @@
           <w:numId w:val="6"/>
         </w:numPr>
         <w:spacing w:before="100" w:beforeAutospacing="1" w:after="100" w:afterAutospacing="1" w:line="240" w:lineRule="auto"/>
-      </w:pPr>
-      <w:r>
-        <w:t xml:space="preserve">a field of type int called age </w:t>
+        <w:rPr>
+          <w:rFonts w:ascii="Times New Roman" w:hAnsi="Times New Roman" w:cs="Times New Roman"/>
+          <w:sz w:val="24"/>
+          <w:szCs w:val="24"/>
+        </w:rPr>
+      </w:pPr>
+      <w:r>
+        <w:rPr>
+          <w:rFonts w:ascii="Times New Roman" w:hAnsi="Times New Roman" w:cs="Times New Roman"/>
+          <w:sz w:val="24"/>
+          <w:szCs w:val="24"/>
+        </w:rPr>
+        <w:t xml:space="preserve">a field of type </w:t>
+      </w:r>
+      <w:r>
+        <w:rPr>
+          <w:rFonts w:ascii="Times New Roman" w:hAnsi="Times New Roman" w:cs="Times New Roman"/>
+          <w:i/>
+          <w:iCs/>
+          <w:sz w:val="24"/>
+          <w:szCs w:val="24"/>
+        </w:rPr>
+        <w:t>int</w:t>
+      </w:r>
+      <w:r>
+        <w:rPr>
+          <w:rFonts w:ascii="Times New Roman" w:hAnsi="Times New Roman" w:cs="Times New Roman"/>
+          <w:sz w:val="24"/>
+          <w:szCs w:val="24"/>
+        </w:rPr>
+        <w:t xml:space="preserve"> called </w:t>
+      </w:r>
+      <w:r>
+        <w:rPr>
+          <w:rFonts w:ascii="Times New Roman" w:hAnsi="Times New Roman" w:cs="Times New Roman"/>
+          <w:b/>
+          <w:bCs/>
+          <w:i/>
+          <w:iCs/>
+          <w:sz w:val="24"/>
+          <w:szCs w:val="24"/>
+        </w:rPr>
+        <w:t>age</w:t>
+      </w:r>
+      <w:r>
+        <w:rPr>
+          <w:rFonts w:ascii="Times New Roman" w:hAnsi="Times New Roman" w:cs="Times New Roman"/>
+          <w:sz w:val="24"/>
+          <w:szCs w:val="24"/>
+        </w:rPr>
+        <w:t xml:space="preserve"> </w:t>
       </w:r>
     </w:p>
     <w:p>
@@ -171,9 +277,57 @@
           <w:numId w:val="6"/>
         </w:numPr>
         <w:spacing w:before="100" w:beforeAutospacing="1" w:after="100" w:afterAutospacing="1" w:line="240" w:lineRule="auto"/>
-      </w:pPr>
-      <w:r>
-        <w:t xml:space="preserve">a field of type String called code </w:t>
+        <w:rPr>
+          <w:rFonts w:ascii="Times New Roman" w:hAnsi="Times New Roman" w:cs="Times New Roman"/>
+          <w:sz w:val="24"/>
+          <w:szCs w:val="24"/>
+        </w:rPr>
+      </w:pPr>
+      <w:r>
+        <w:rPr>
+          <w:rFonts w:ascii="Times New Roman" w:hAnsi="Times New Roman" w:cs="Times New Roman"/>
+          <w:sz w:val="24"/>
+          <w:szCs w:val="24"/>
+        </w:rPr>
+        <w:t xml:space="preserve">a field of type </w:t>
+      </w:r>
+      <w:r>
+        <w:rPr>
+          <w:rFonts w:ascii="Times New Roman" w:hAnsi="Times New Roman" w:cs="Times New Roman"/>
+          <w:i/>
+          <w:iCs/>
+          <w:sz w:val="24"/>
+          <w:szCs w:val="24"/>
+        </w:rPr>
+        <w:t>String</w:t>
+      </w:r>
+      <w:r>
+        <w:rPr>
+          <w:rFonts w:ascii="Times New Roman" w:hAnsi="Times New Roman" w:cs="Times New Roman"/>
+          <w:sz w:val="24"/>
+          <w:szCs w:val="24"/>
+        </w:rPr>
+        <w:t xml:space="preserve"> called </w:t>
+      </w:r>
+      <w:r>
+        <w:rPr>
+          <w:rFonts w:ascii="Times New Roman" w:hAnsi="Times New Roman" w:cs="Times New Roman"/>
+          <w:b/>
+          <w:bCs/>
+          <w:i/>
+          <w:iCs/>
+          <w:sz w:val="24"/>
+          <w:szCs w:val="24"/>
+        </w:rPr>
+        <w:t>code</w:t>
+      </w:r>
+      <w:r>
+        <w:rPr>
+          <w:rFonts w:ascii="Times New Roman" w:hAnsi="Times New Roman" w:cs="Times New Roman"/>
+          <w:sz w:val="24"/>
+          <w:szCs w:val="24"/>
+        </w:rPr>
+        <w:t xml:space="preserve"> </w:t>
       </w:r>
     </w:p>
     <w:p>
@@ -184,9 +338,57 @@
           <w:numId w:val="6"/>
         </w:numPr>
         <w:spacing w:before="100" w:beforeAutospacing="1" w:after="100" w:afterAutospacing="1" w:line="240" w:lineRule="auto"/>
-      </w:pPr>
-      <w:r>
-        <w:t xml:space="preserve">a field of type int called credits </w:t>
+        <w:rPr>
+          <w:rFonts w:ascii="Times New Roman" w:hAnsi="Times New Roman" w:cs="Times New Roman"/>
+          <w:sz w:val="24"/>
+          <w:szCs w:val="24"/>
+        </w:rPr>
+      </w:pPr>
+      <w:r>
+        <w:rPr>
+          <w:rFonts w:ascii="Times New Roman" w:hAnsi="Times New Roman" w:cs="Times New Roman"/>
+          <w:sz w:val="24"/>
+          <w:szCs w:val="24"/>
+        </w:rPr>
+        <w:t xml:space="preserve">a field of type </w:t>
+      </w:r>
+      <w:r>
+        <w:rPr>
+          <w:rFonts w:ascii="Times New Roman" w:hAnsi="Times New Roman" w:cs="Times New Roman"/>
+          <w:i/>
+          <w:iCs/>
+          <w:sz w:val="24"/>
+          <w:szCs w:val="24"/>
+        </w:rPr>
+        <w:t>int</w:t>
+      </w:r>
+      <w:r>
+        <w:rPr>
+          <w:rFonts w:ascii="Times New Roman" w:hAnsi="Times New Roman" w:cs="Times New Roman"/>
+          <w:sz w:val="24"/>
+          <w:szCs w:val="24"/>
+        </w:rPr>
+        <w:t xml:space="preserve"> called </w:t>
+      </w:r>
+      <w:r>
+        <w:rPr>
+          <w:rFonts w:ascii="Times New Roman" w:hAnsi="Times New Roman" w:cs="Times New Roman"/>
+          <w:b/>
+          <w:bCs/>
+          <w:i/>
+          <w:iCs/>
+          <w:sz w:val="24"/>
+          <w:szCs w:val="24"/>
+        </w:rPr>
+        <w:t>credits</w:t>
+      </w:r>
+      <w:r>
+        <w:rPr>
+          <w:rFonts w:ascii="Times New Roman" w:hAnsi="Times New Roman" w:cs="Times New Roman"/>
+          <w:sz w:val="24"/>
+          <w:szCs w:val="24"/>
+        </w:rPr>
+        <w:t xml:space="preserve"> </w:t>
       </w:r>
     </w:p>
     <w:p>
@@ -197,23 +399,50 @@
           <w:numId w:val="6"/>
         </w:numPr>
         <w:spacing w:before="100" w:beforeAutospacing="1" w:after="100" w:afterAutospacing="1" w:line="240" w:lineRule="auto"/>
-      </w:pPr>
-      <w:r>
+        <w:rPr>
+          <w:rFonts w:ascii="Times New Roman" w:hAnsi="Times New Roman" w:cs="Times New Roman"/>
+          <w:sz w:val="24"/>
+          <w:szCs w:val="24"/>
+        </w:rPr>
+      </w:pPr>
+      <w:r>
+        <w:rPr>
+          <w:rFonts w:ascii="Times New Roman" w:hAnsi="Times New Roman" w:cs="Times New Roman"/>
+          <w:sz w:val="24"/>
+          <w:szCs w:val="24"/>
+        </w:rPr>
         <w:t xml:space="preserve">a field of type </w:t>
       </w:r>
-      <w:proofErr w:type="spellStart"/>
-      <w:r>
+      <w:r>
+        <w:rPr>
+          <w:rFonts w:ascii="Times New Roman" w:hAnsi="Times New Roman" w:cs="Times New Roman"/>
+          <w:i/>
+          <w:iCs/>
+          <w:sz w:val="24"/>
+          <w:szCs w:val="24"/>
+        </w:rPr>
         <w:t>boolean</w:t>
       </w:r>
-      <w:proofErr w:type="spellEnd"/>
-      <w:r>
+      <w:r>
+        <w:rPr>
+          <w:rFonts w:ascii="Times New Roman" w:hAnsi="Times New Roman" w:cs="Times New Roman"/>
+          <w:sz w:val="24"/>
+          <w:szCs w:val="24"/>
+        </w:rPr>
         <w:t xml:space="preserve"> called </w:t>
       </w:r>
-      <w:proofErr w:type="spellStart"/>
-      <w:r>
+      <w:r>
+        <w:rPr>
+          <w:rFonts w:ascii="Times New Roman" w:hAnsi="Times New Roman" w:cs="Times New Roman"/>
+          <w:b/>
+          <w:bCs/>
+          <w:i/>
+          <w:iCs/>
+          <w:sz w:val="24"/>
+          <w:szCs w:val="24"/>
+        </w:rPr>
         <w:t>applyDiscount</w:t>
       </w:r>
-      <w:proofErr w:type="spellEnd"/>
     </w:p>
     <w:p>
       <w:pPr>
@@ -223,9 +452,39 @@
           <w:numId w:val="6"/>
         </w:numPr>
         <w:spacing w:before="100" w:beforeAutospacing="1" w:after="100" w:afterAutospacing="1" w:line="240" w:lineRule="auto"/>
-      </w:pPr>
-      <w:r>
-        <w:t>add a setter and getter for name</w:t>
+        <w:rPr>
+          <w:rFonts w:ascii="Times New Roman" w:hAnsi="Times New Roman" w:cs="Times New Roman"/>
+          <w:sz w:val="24"/>
+          <w:szCs w:val="24"/>
+        </w:rPr>
+      </w:pPr>
+      <w:r>
+        <w:rPr>
+          <w:rFonts w:ascii="Times New Roman" w:hAnsi="Times New Roman" w:cs="Times New Roman"/>
+          <w:sz w:val="24"/>
+          <w:szCs w:val="24"/>
+        </w:rPr>
+        <w:t xml:space="preserve">add a setter and getter for </w:t>
+      </w:r>
+      <w:r>
+        <w:rPr>
+          <w:rFonts w:ascii="Times New Roman" w:hAnsi="Times New Roman" w:cs="Times New Roman"/>
+          <w:sz w:val="24"/>
+          <w:szCs w:val="24"/>
+        </w:rPr>
+        <w:t xml:space="preserve">the field </w:t>
+      </w:r>
+      <w:r>
+        <w:rPr>
+          <w:rFonts w:ascii="Times New Roman" w:hAnsi="Times New Roman" w:cs="Times New Roman"/>
+          <w:b/>
+          <w:bCs/>
+          <w:i/>
+          <w:iCs/>
+          <w:sz w:val="24"/>
+          <w:szCs w:val="24"/>
+        </w:rPr>
+        <w:t>name</w:t>
       </w:r>
     </w:p>
     <w:p>
@@ -236,15 +495,102 @@
           <w:numId w:val="6"/>
         </w:numPr>
         <w:spacing w:before="100" w:beforeAutospacing="1" w:after="100" w:afterAutospacing="1" w:line="240" w:lineRule="auto"/>
-      </w:pPr>
-      <w:r>
-        <w:t xml:space="preserve">add a constructor that takes in the name, age, code, credits and </w:t>
-      </w:r>
-      <w:proofErr w:type="spellStart"/>
-      <w:r>
+        <w:rPr>
+          <w:rFonts w:ascii="Times New Roman" w:hAnsi="Times New Roman" w:cs="Times New Roman"/>
+          <w:sz w:val="24"/>
+          <w:szCs w:val="24"/>
+        </w:rPr>
+      </w:pPr>
+      <w:r>
+        <w:rPr>
+          <w:rFonts w:ascii="Times New Roman" w:hAnsi="Times New Roman" w:cs="Times New Roman"/>
+          <w:sz w:val="24"/>
+          <w:szCs w:val="24"/>
+        </w:rPr>
+        <w:t xml:space="preserve">add a constructor that takes in the </w:t>
+      </w:r>
+      <w:r>
+        <w:rPr>
+          <w:rFonts w:ascii="Times New Roman" w:hAnsi="Times New Roman" w:cs="Times New Roman"/>
+          <w:b/>
+          <w:bCs/>
+          <w:sz w:val="24"/>
+          <w:szCs w:val="24"/>
+        </w:rPr>
+        <w:t>name</w:t>
+      </w:r>
+      <w:r>
+        <w:rPr>
+          <w:rFonts w:ascii="Times New Roman" w:hAnsi="Times New Roman" w:cs="Times New Roman"/>
+          <w:sz w:val="24"/>
+          <w:szCs w:val="24"/>
+        </w:rPr>
+        <w:t xml:space="preserve">, </w:t>
+      </w:r>
+      <w:r>
+        <w:rPr>
+          <w:rFonts w:ascii="Times New Roman" w:hAnsi="Times New Roman" w:cs="Times New Roman"/>
+          <w:b/>
+          <w:bCs/>
+          <w:sz w:val="24"/>
+          <w:szCs w:val="24"/>
+        </w:rPr>
+        <w:t>age</w:t>
+      </w:r>
+      <w:r>
+        <w:rPr>
+          <w:rFonts w:ascii="Times New Roman" w:hAnsi="Times New Roman" w:cs="Times New Roman"/>
+          <w:sz w:val="24"/>
+          <w:szCs w:val="24"/>
+        </w:rPr>
+        <w:t xml:space="preserve">, </w:t>
+      </w:r>
+      <w:r>
+        <w:rPr>
+          <w:rFonts w:ascii="Times New Roman" w:hAnsi="Times New Roman" w:cs="Times New Roman"/>
+          <w:b/>
+          <w:bCs/>
+          <w:sz w:val="24"/>
+          <w:szCs w:val="24"/>
+        </w:rPr>
+        <w:t>code</w:t>
+      </w:r>
+      <w:r>
+        <w:rPr>
+          <w:rFonts w:ascii="Times New Roman" w:hAnsi="Times New Roman" w:cs="Times New Roman"/>
+          <w:sz w:val="24"/>
+          <w:szCs w:val="24"/>
+        </w:rPr>
+        <w:t xml:space="preserve">, </w:t>
+      </w:r>
+      <w:r>
+        <w:rPr>
+          <w:rFonts w:ascii="Times New Roman" w:hAnsi="Times New Roman" w:cs="Times New Roman"/>
+          <w:b/>
+          <w:bCs/>
+          <w:sz w:val="24"/>
+          <w:szCs w:val="24"/>
+        </w:rPr>
+        <w:t>credits</w:t>
+      </w:r>
+      <w:r>
+        <w:rPr>
+          <w:rFonts w:ascii="Times New Roman" w:hAnsi="Times New Roman" w:cs="Times New Roman"/>
+          <w:sz w:val="24"/>
+          <w:szCs w:val="24"/>
+        </w:rPr>
+        <w:t xml:space="preserve"> and </w:t>
+      </w:r>
+      <w:r>
+        <w:rPr>
+          <w:rFonts w:ascii="Times New Roman" w:hAnsi="Times New Roman" w:cs="Times New Roman"/>
+          <w:b/>
+          <w:bCs/>
+          <w:sz w:val="24"/>
+          <w:szCs w:val="24"/>
+        </w:rPr>
         <w:t>applyDiscount</w:t>
       </w:r>
-      <w:proofErr w:type="spellEnd"/>
     </w:p>
     <w:p>
       <w:pPr>
@@ -388,8 +734,6 @@
           <w:lang w:eastAsia="en-GB"/>
         </w:rPr>
       </w:pPr>
-      <w:bookmarkStart w:id="0" w:name="_GoBack"/>
-      <w:bookmarkEnd w:id="0"/>
       <w:r>
         <w:rPr>
           <w:rFonts w:ascii="Times New Roman" w:eastAsia="Times New Roman" w:hAnsi="Times New Roman" w:cs="Times New Roman"/>
@@ -415,13 +759,14 @@
       <w:r>
         <w:rPr>
           <w:rFonts w:ascii="Times New Roman" w:eastAsia="Times New Roman" w:hAnsi="Times New Roman" w:cs="Times New Roman"/>
+          <w:noProof/>
           <w:sz w:val="24"/>
           <w:szCs w:val="24"/>
           <w:lang w:eastAsia="en-GB"/>
         </w:rPr>
         <w:lastRenderedPageBreak/>
-        <w:pict w14:anchorId="7A79D85F">
-          <v:rect id="_x0000_i1026" style="width:0;height:1.5pt" o:hralign="center" o:hrstd="t" o:hr="t" fillcolor="#a0a0a0" stroked="f"/>
+        <w:pict w14:anchorId="6E75561C">
+          <v:rect id="_x0000_i1027" alt="" style="width:451.3pt;height:.05pt;mso-width-percent:0;mso-height-percent:0;mso-width-percent:0;mso-height-percent:0" o:hralign="center" o:hrstd="t" o:hr="t" fillcolor="#a0a0a0" stroked="f"/>
         </w:pict>
       </w:r>
     </w:p>
@@ -433,8 +778,8 @@
           <w:rFonts w:ascii="Times New Roman" w:eastAsia="Times New Roman" w:hAnsi="Times New Roman" w:cs="Times New Roman"/>
           <w:b/>
           <w:bCs/>
-          <w:sz w:val="27"/>
-          <w:szCs w:val="27"/>
+          <w:sz w:val="32"/>
+          <w:szCs w:val="32"/>
           <w:lang w:eastAsia="en-GB"/>
         </w:rPr>
       </w:pPr>
@@ -443,8 +788,8 @@
           <w:rFonts w:ascii="Times New Roman" w:eastAsia="Times New Roman" w:hAnsi="Times New Roman" w:cs="Times New Roman"/>
           <w:b/>
           <w:bCs/>
-          <w:sz w:val="27"/>
-          <w:szCs w:val="27"/>
+          <w:sz w:val="32"/>
+          <w:szCs w:val="32"/>
           <w:lang w:eastAsia="en-GB"/>
         </w:rPr>
         <w:t xml:space="preserve">Question 2 – Arrays </w:t>
@@ -453,17 +798,47 @@
     <w:p>
       <w:pPr>
         <w:spacing w:before="100" w:beforeAutospacing="1" w:after="100" w:afterAutospacing="1" w:line="240" w:lineRule="auto"/>
-      </w:pPr>
-      <w:r>
-        <w:t>Write a method to read in 10 ‘wages’ into a double array (i.e. an array where each element is a double, for instance 2.33).</w:t>
+        <w:rPr>
+          <w:rFonts w:ascii="Times New Roman" w:eastAsia="Times New Roman" w:hAnsi="Times New Roman" w:cs="Times New Roman"/>
+          <w:sz w:val="24"/>
+          <w:szCs w:val="24"/>
+          <w:lang w:eastAsia="en-GB"/>
+        </w:rPr>
+      </w:pPr>
+      <w:r>
+        <w:rPr>
+          <w:rFonts w:ascii="Times New Roman" w:eastAsia="Times New Roman" w:hAnsi="Times New Roman" w:cs="Times New Roman"/>
+          <w:sz w:val="24"/>
+          <w:szCs w:val="24"/>
+          <w:lang w:eastAsia="en-GB"/>
+        </w:rPr>
+        <w:t xml:space="preserve">Write a method </w:t>
+      </w:r>
+      <w:r>
+        <w:rPr>
+          <w:rFonts w:ascii="Times New Roman" w:eastAsia="Times New Roman" w:hAnsi="Times New Roman" w:cs="Times New Roman"/>
+          <w:sz w:val="24"/>
+          <w:szCs w:val="24"/>
+          <w:lang w:eastAsia="en-GB"/>
+        </w:rPr>
+        <w:t xml:space="preserve">/ code snippets </w:t>
+      </w:r>
+      <w:r>
+        <w:rPr>
+          <w:rFonts w:ascii="Times New Roman" w:eastAsia="Times New Roman" w:hAnsi="Times New Roman" w:cs="Times New Roman"/>
+          <w:sz w:val="24"/>
+          <w:szCs w:val="24"/>
+          <w:lang w:eastAsia="en-GB"/>
+        </w:rPr>
+        <w:t xml:space="preserve">to </w:t>
       </w:r>
     </w:p>
     <w:p>
       <w:pPr>
         <w:pStyle w:val="ListParagraph"/>
         <w:numPr>
-          <w:ilvl w:val="0"/>
-          <w:numId w:val="8"/>
+          <w:ilvl w:val="1"/>
+          <w:numId w:val="11"/>
         </w:numPr>
         <w:spacing w:before="100" w:beforeAutospacing="1" w:after="100" w:afterAutospacing="1" w:line="240" w:lineRule="auto"/>
         <w:rPr>
@@ -480,15 +855,82 @@
           <w:szCs w:val="24"/>
           <w:lang w:eastAsia="en-GB"/>
         </w:rPr>
-        <w:t>Use Scanner class to take input from user.</w:t>
+        <w:t>S</w:t>
+      </w:r>
+      <w:r>
+        <w:rPr>
+          <w:rFonts w:ascii="Times New Roman" w:eastAsia="Times New Roman" w:hAnsi="Times New Roman" w:cs="Times New Roman"/>
+          <w:sz w:val="24"/>
+          <w:szCs w:val="24"/>
+          <w:lang w:eastAsia="en-GB"/>
+        </w:rPr>
+        <w:t xml:space="preserve">et up a </w:t>
+      </w:r>
+      <w:r>
+        <w:rPr>
+          <w:rFonts w:ascii="Times New Roman" w:eastAsia="Times New Roman" w:hAnsi="Times New Roman" w:cs="Times New Roman"/>
+          <w:sz w:val="24"/>
+          <w:szCs w:val="24"/>
+          <w:lang w:eastAsia="en-GB"/>
+        </w:rPr>
+        <w:t xml:space="preserve">double array </w:t>
+      </w:r>
+      <w:r>
+        <w:rPr>
+          <w:rFonts w:ascii="Times New Roman" w:eastAsia="Times New Roman" w:hAnsi="Times New Roman" w:cs="Times New Roman"/>
+          <w:sz w:val="24"/>
+          <w:szCs w:val="24"/>
+          <w:lang w:eastAsia="en-GB"/>
+        </w:rPr>
+        <w:t>‘</w:t>
+      </w:r>
+      <w:r>
+        <w:rPr>
+          <w:rFonts w:ascii="Times New Roman" w:eastAsia="Times New Roman" w:hAnsi="Times New Roman" w:cs="Times New Roman"/>
+          <w:b/>
+          <w:bCs/>
+          <w:i/>
+          <w:iCs/>
+          <w:sz w:val="24"/>
+          <w:szCs w:val="24"/>
+          <w:lang w:eastAsia="en-GB"/>
+        </w:rPr>
+        <w:t>wages</w:t>
+      </w:r>
+      <w:r>
+        <w:rPr>
+          <w:rFonts w:ascii="Times New Roman" w:eastAsia="Times New Roman" w:hAnsi="Times New Roman" w:cs="Times New Roman"/>
+          <w:sz w:val="24"/>
+          <w:szCs w:val="24"/>
+          <w:lang w:eastAsia="en-GB"/>
+        </w:rPr>
+        <w:t xml:space="preserve">’ </w:t>
+      </w:r>
+      <w:r>
+        <w:rPr>
+          <w:rFonts w:ascii="Times New Roman" w:eastAsia="Times New Roman" w:hAnsi="Times New Roman" w:cs="Times New Roman"/>
+          <w:sz w:val="24"/>
+          <w:szCs w:val="24"/>
+          <w:lang w:eastAsia="en-GB"/>
+        </w:rPr>
+        <w:t xml:space="preserve"> of size 10</w:t>
+      </w:r>
+      <w:r>
+        <w:rPr>
+          <w:rFonts w:ascii="Times New Roman" w:eastAsia="Times New Roman" w:hAnsi="Times New Roman" w:cs="Times New Roman"/>
+          <w:sz w:val="24"/>
+          <w:szCs w:val="24"/>
+          <w:lang w:eastAsia="en-GB"/>
+        </w:rPr>
+        <w:t xml:space="preserve"> (i.e. an array where each element is a double, for instance 2.33).</w:t>
       </w:r>
     </w:p>
     <w:p>
       <w:pPr>
         <w:pStyle w:val="ListParagraph"/>
         <w:numPr>
-          <w:ilvl w:val="0"/>
-          <w:numId w:val="8"/>
+          <w:ilvl w:val="1"/>
+          <w:numId w:val="11"/>
         </w:numPr>
         <w:spacing w:before="100" w:beforeAutospacing="1" w:after="100" w:afterAutospacing="1" w:line="240" w:lineRule="auto"/>
         <w:rPr>
@@ -499,15 +941,52 @@
         </w:rPr>
       </w:pPr>
       <w:r>
-        <w:t>Calculate and print the average of the inputted wages.</w:t>
+        <w:rPr>
+          <w:rFonts w:ascii="Times New Roman" w:eastAsia="Times New Roman" w:hAnsi="Times New Roman" w:cs="Times New Roman"/>
+          <w:sz w:val="24"/>
+          <w:szCs w:val="24"/>
+          <w:lang w:eastAsia="en-GB"/>
+        </w:rPr>
+        <w:t>Use Scanner class to take input from user</w:t>
+      </w:r>
+      <w:r>
+        <w:rPr>
+          <w:rFonts w:ascii="Times New Roman" w:eastAsia="Times New Roman" w:hAnsi="Times New Roman" w:cs="Times New Roman"/>
+          <w:sz w:val="24"/>
+          <w:szCs w:val="24"/>
+          <w:lang w:eastAsia="en-GB"/>
+        </w:rPr>
+        <w:t xml:space="preserve"> (Assume </w:t>
+      </w:r>
+      <w:r>
+        <w:rPr>
+          <w:rFonts w:ascii="Times New Roman" w:eastAsia="Times New Roman" w:hAnsi="Times New Roman" w:cs="Times New Roman"/>
+          <w:b/>
+          <w:bCs/>
+          <w:i/>
+          <w:iCs/>
+          <w:sz w:val="24"/>
+          <w:szCs w:val="24"/>
+          <w:lang w:eastAsia="en-GB"/>
+        </w:rPr>
+        <w:t>input</w:t>
+      </w:r>
+      <w:r>
+        <w:rPr>
+          <w:rFonts w:ascii="Times New Roman" w:eastAsia="Times New Roman" w:hAnsi="Times New Roman" w:cs="Times New Roman"/>
+          <w:sz w:val="24"/>
+          <w:szCs w:val="24"/>
+          <w:lang w:eastAsia="en-GB"/>
+        </w:rPr>
+        <w:t xml:space="preserve"> is already setup as a Scanner object) </w:t>
       </w:r>
     </w:p>
     <w:p>
       <w:pPr>
         <w:pStyle w:val="ListParagraph"/>
         <w:numPr>
-          <w:ilvl w:val="0"/>
-          <w:numId w:val="8"/>
+          <w:ilvl w:val="1"/>
+          <w:numId w:val="10"/>
         </w:numPr>
         <w:spacing w:before="100" w:beforeAutospacing="1" w:after="100" w:afterAutospacing="1" w:line="240" w:lineRule="auto"/>
         <w:rPr>
@@ -518,18 +997,21 @@
         </w:rPr>
       </w:pPr>
       <w:r>
-        <w:t>O</w:t>
-      </w:r>
-      <w:r>
-        <w:t>nly print out any wages over 100.</w:t>
+        <w:rPr>
+          <w:rFonts w:ascii="Times New Roman" w:eastAsia="Times New Roman" w:hAnsi="Times New Roman" w:cs="Times New Roman"/>
+          <w:sz w:val="24"/>
+          <w:szCs w:val="24"/>
+          <w:lang w:eastAsia="en-GB"/>
+        </w:rPr>
+        <w:t>Calculate and print the average of the inputted wages.</w:t>
       </w:r>
     </w:p>
     <w:p>
       <w:pPr>
         <w:pStyle w:val="ListParagraph"/>
         <w:numPr>
-          <w:ilvl w:val="0"/>
-          <w:numId w:val="8"/>
+          <w:ilvl w:val="1"/>
+          <w:numId w:val="10"/>
         </w:numPr>
         <w:spacing w:before="100" w:beforeAutospacing="1" w:after="100" w:afterAutospacing="1" w:line="240" w:lineRule="auto"/>
         <w:rPr>
@@ -540,20 +1022,39 @@
         </w:rPr>
       </w:pPr>
       <w:r>
+        <w:rPr>
+          <w:rFonts w:ascii="Times New Roman" w:eastAsia="Times New Roman" w:hAnsi="Times New Roman" w:cs="Times New Roman"/>
+          <w:sz w:val="24"/>
+          <w:szCs w:val="24"/>
+          <w:lang w:eastAsia="en-GB"/>
+        </w:rPr>
+        <w:t>Only print out any wages over 100.</w:t>
+      </w:r>
+    </w:p>
+    <w:p>
+      <w:pPr>
+        <w:pStyle w:val="ListParagraph"/>
+        <w:numPr>
+          <w:ilvl w:val="1"/>
+          <w:numId w:val="10"/>
+        </w:numPr>
+        <w:spacing w:before="100" w:beforeAutospacing="1" w:after="100" w:afterAutospacing="1" w:line="240" w:lineRule="auto"/>
+        <w:rPr>
+          <w:rFonts w:ascii="Times New Roman" w:eastAsia="Times New Roman" w:hAnsi="Times New Roman" w:cs="Times New Roman"/>
+          <w:sz w:val="24"/>
+          <w:szCs w:val="24"/>
+          <w:lang w:eastAsia="en-GB"/>
+        </w:rPr>
+      </w:pPr>
+      <w:r>
+        <w:rPr>
+          <w:rFonts w:ascii="Times New Roman" w:eastAsia="Times New Roman" w:hAnsi="Times New Roman" w:cs="Times New Roman"/>
+          <w:sz w:val="24"/>
+          <w:szCs w:val="24"/>
+          <w:lang w:eastAsia="en-GB"/>
+        </w:rPr>
         <w:t>Anyone who earns over 1000 will have a 10% wage reduction. Make this reduction, then print out all the final values</w:t>
       </w:r>
-    </w:p>
-    <w:p>
-      <w:pPr>
-        <w:pStyle w:val="ListParagraph"/>
-        <w:spacing w:before="100" w:beforeAutospacing="1" w:after="100" w:afterAutospacing="1" w:line="240" w:lineRule="auto"/>
-        <w:rPr>
-          <w:rFonts w:ascii="Times New Roman" w:eastAsia="Times New Roman" w:hAnsi="Times New Roman" w:cs="Times New Roman"/>
-          <w:sz w:val="24"/>
-          <w:szCs w:val="24"/>
-          <w:lang w:eastAsia="en-GB"/>
-        </w:rPr>
-      </w:pPr>
     </w:p>
     <w:p>
       <w:pPr>
@@ -573,16 +1074,16 @@
         <mc:AlternateContent>
           <mc:Choice Requires="wps">
             <w:drawing>
-              <wp:anchor distT="0" distB="0" distL="114300" distR="114300" simplePos="0" relativeHeight="251653120" behindDoc="0" locked="0" layoutInCell="1" allowOverlap="1" wp14:anchorId="16081B1A" wp14:editId="5004800C">
+              <wp:anchor distT="0" distB="0" distL="114300" distR="114300" simplePos="0" relativeHeight="251653120" behindDoc="0" locked="0" layoutInCell="1" allowOverlap="1" wp14:anchorId="16081B1A" wp14:editId="51596E6C">
                 <wp:simplePos x="0" y="0"/>
                 <wp:positionH relativeFrom="column">
-                  <wp:posOffset>-190500</wp:posOffset>
+                  <wp:posOffset>-191832</wp:posOffset>
                 </wp:positionH>
                 <wp:positionV relativeFrom="paragraph">
-                  <wp:posOffset>187959</wp:posOffset>
+                  <wp:posOffset>106884</wp:posOffset>
                 </wp:positionV>
-                <wp:extent cx="6019800" cy="5953125"/>
-                <wp:effectExtent l="0" t="0" r="19050" b="28575"/>
+                <wp:extent cx="6019800" cy="5959586"/>
+                <wp:effectExtent l="0" t="0" r="12700" b="9525"/>
                 <wp:wrapNone/>
                 <wp:docPr id="2" name="Rectangle 2"/>
                 <wp:cNvGraphicFramePr/>
@@ -593,7 +1094,7 @@
                       <wps:spPr>
                         <a:xfrm>
                           <a:off x="0" y="0"/>
-                          <a:ext cx="6019800" cy="5953125"/>
+                          <a:ext cx="6019800" cy="5959586"/>
                         </a:xfrm>
                         <a:prstGeom prst="rect">
                           <a:avLst/>
@@ -633,7 +1134,7 @@
           </mc:Choice>
           <mc:Fallback>
             <w:pict>
-              <v:rect w14:anchorId="02D8F801" id="Rectangle 2" o:spid="_x0000_s1026" style="position:absolute;margin-left:-15pt;margin-top:14.8pt;width:474pt;height:468.75pt;z-index:251653120;visibility:visible;mso-wrap-style:square;mso-height-percent:0;mso-wrap-distance-left:9pt;mso-wrap-distance-top:0;mso-wrap-distance-right:9pt;mso-wrap-distance-bottom:0;mso-position-horizontal:absolute;mso-position-horizontal-relative:text;mso-position-vertical:absolute;mso-position-vertical-relative:text;mso-height-percent:0;mso-height-relative:margin;v-text-anchor:middle" o:gfxdata="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" filled="f" strokecolor="#1f3763 [1604]" strokeweight="1pt"/>
+              <v:rect w14:anchorId="7B8610BF" id="Rectangle 2" o:spid="_x0000_s1026" style="position:absolute;margin-left:-15.1pt;margin-top:8.4pt;width:474pt;height:469.25pt;z-index:251653120;visibility:visible;mso-wrap-style:square;mso-height-percent:0;mso-wrap-distance-left:9pt;mso-wrap-distance-top:0;mso-wrap-distance-right:9pt;mso-wrap-distance-bottom:0;mso-position-horizontal:absolute;mso-position-horizontal-relative:text;mso-position-vertical:absolute;mso-position-vertical-relative:text;mso-height-percent:0;mso-height-relative:margin;v-text-anchor:middle" o:gfxdata="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" filled="f" strokecolor="#1f3763 [1604]" strokeweight="1pt"/>
             </w:pict>
           </mc:Fallback>
         </mc:AlternateContent>
@@ -653,6 +1154,18 @@
     </w:p>
     <w:p>
       <w:pPr>
+        <w:pStyle w:val="ListParagraph"/>
+        <w:spacing w:before="100" w:beforeAutospacing="1" w:after="100" w:afterAutospacing="1" w:line="240" w:lineRule="auto"/>
+        <w:rPr>
+          <w:rFonts w:ascii="Times New Roman" w:eastAsia="Times New Roman" w:hAnsi="Times New Roman" w:cs="Times New Roman"/>
+          <w:sz w:val="24"/>
+          <w:szCs w:val="24"/>
+          <w:lang w:eastAsia="en-GB"/>
+        </w:rPr>
+      </w:pPr>
+    </w:p>
+    <w:p>
+      <w:pPr>
         <w:spacing w:before="100" w:beforeAutospacing="1" w:after="100" w:afterAutospacing="1" w:line="240" w:lineRule="auto"/>
         <w:ind w:left="360"/>
         <w:rPr>
@@ -1001,7 +1514,6 @@
     </w:p>
     <w:p>
       <w:pPr>
-        <w:pStyle w:val="ListParagraph"/>
         <w:spacing w:before="100" w:beforeAutospacing="1" w:after="100" w:afterAutospacing="1" w:line="240" w:lineRule="auto"/>
         <w:rPr>
           <w:rFonts w:ascii="Times New Roman" w:eastAsia="Times New Roman" w:hAnsi="Times New Roman" w:cs="Times New Roman"/>
@@ -1015,7 +1527,6 @@
     </w:p>
     <w:p>
       <w:pPr>
-        <w:pStyle w:val="ListParagraph"/>
         <w:spacing w:before="100" w:beforeAutospacing="1" w:after="100" w:afterAutospacing="1" w:line="240" w:lineRule="auto"/>
         <w:rPr>
           <w:rFonts w:ascii="Times New Roman" w:eastAsia="Times New Roman" w:hAnsi="Times New Roman" w:cs="Times New Roman"/>
@@ -1029,8 +1540,15 @@
     </w:p>
     <w:p>
       <w:pPr>
-        <w:pStyle w:val="ListParagraph"/>
-        <w:spacing w:before="100" w:beforeAutospacing="1" w:after="100" w:afterAutospacing="1" w:line="240" w:lineRule="auto"/>
+        <w:spacing w:before="100" w:beforeAutospacing="1" w:after="100" w:afterAutospacing="1" w:line="240" w:lineRule="auto"/>
+        <w:rPr>
+          <w:rFonts w:ascii="Times New Roman" w:eastAsia="Times New Roman" w:hAnsi="Times New Roman" w:cs="Times New Roman"/>
+          <w:sz w:val="24"/>
+          <w:szCs w:val="24"/>
+          <w:lang w:eastAsia="en-GB"/>
+        </w:rPr>
+      </w:pPr>
+      <w:r>
         <w:rPr>
           <w:rFonts w:ascii="Times New Roman" w:eastAsia="Times New Roman" w:hAnsi="Times New Roman" w:cs="Times New Roman"/>
           <w:i/>
@@ -1039,85 +1557,7 @@
           <w:szCs w:val="24"/>
           <w:lang w:eastAsia="en-GB"/>
         </w:rPr>
-      </w:pPr>
-    </w:p>
-    <w:p>
-      <w:pPr>
-        <w:pStyle w:val="ListParagraph"/>
-        <w:spacing w:before="100" w:beforeAutospacing="1" w:after="100" w:afterAutospacing="1" w:line="240" w:lineRule="auto"/>
-        <w:rPr>
-          <w:rFonts w:ascii="Times New Roman" w:eastAsia="Times New Roman" w:hAnsi="Times New Roman" w:cs="Times New Roman"/>
-          <w:i/>
-          <w:iCs/>
-          <w:sz w:val="24"/>
-          <w:szCs w:val="24"/>
-          <w:lang w:eastAsia="en-GB"/>
-        </w:rPr>
-      </w:pPr>
-    </w:p>
-    <w:p>
-      <w:pPr>
-        <w:pStyle w:val="ListParagraph"/>
-        <w:spacing w:before="100" w:beforeAutospacing="1" w:after="100" w:afterAutospacing="1" w:line="240" w:lineRule="auto"/>
-        <w:rPr>
-          <w:rFonts w:ascii="Times New Roman" w:eastAsia="Times New Roman" w:hAnsi="Times New Roman" w:cs="Times New Roman"/>
-          <w:i/>
-          <w:iCs/>
-          <w:sz w:val="24"/>
-          <w:szCs w:val="24"/>
-          <w:lang w:eastAsia="en-GB"/>
-        </w:rPr>
-      </w:pPr>
-    </w:p>
-    <w:p>
-      <w:pPr>
-        <w:pStyle w:val="ListParagraph"/>
-        <w:spacing w:before="100" w:beforeAutospacing="1" w:after="100" w:afterAutospacing="1" w:line="240" w:lineRule="auto"/>
-        <w:rPr>
-          <w:rFonts w:ascii="Times New Roman" w:eastAsia="Times New Roman" w:hAnsi="Times New Roman" w:cs="Times New Roman"/>
-          <w:i/>
-          <w:iCs/>
-          <w:sz w:val="24"/>
-          <w:szCs w:val="24"/>
-          <w:lang w:eastAsia="en-GB"/>
-        </w:rPr>
-      </w:pPr>
-    </w:p>
-    <w:p>
-      <w:pPr>
-        <w:pStyle w:val="ListParagraph"/>
-        <w:spacing w:before="100" w:beforeAutospacing="1" w:after="100" w:afterAutospacing="1" w:line="240" w:lineRule="auto"/>
-        <w:rPr>
-          <w:rFonts w:ascii="Times New Roman" w:eastAsia="Times New Roman" w:hAnsi="Times New Roman" w:cs="Times New Roman"/>
-          <w:i/>
-          <w:iCs/>
-          <w:sz w:val="24"/>
-          <w:szCs w:val="24"/>
-          <w:lang w:eastAsia="en-GB"/>
-        </w:rPr>
-      </w:pPr>
-    </w:p>
-    <w:p>
-      <w:pPr>
-        <w:pStyle w:val="ListParagraph"/>
-        <w:spacing w:before="100" w:beforeAutospacing="1" w:after="100" w:afterAutospacing="1" w:line="240" w:lineRule="auto"/>
-        <w:rPr>
-          <w:rFonts w:ascii="Times New Roman" w:eastAsia="Times New Roman" w:hAnsi="Times New Roman" w:cs="Times New Roman"/>
-          <w:sz w:val="24"/>
-          <w:szCs w:val="24"/>
-          <w:lang w:eastAsia="en-GB"/>
-        </w:rPr>
-      </w:pPr>
-      <w:r>
-        <w:rPr>
-          <w:rFonts w:ascii="Times New Roman" w:eastAsia="Times New Roman" w:hAnsi="Times New Roman" w:cs="Times New Roman"/>
-          <w:i/>
-          <w:iCs/>
-          <w:sz w:val="24"/>
-          <w:szCs w:val="24"/>
-          <w:lang w:eastAsia="en-GB"/>
-        </w:rPr>
-        <w:t xml:space="preserve"> (Marks: 15)</w:t>
+        <w:t>(Marks: 15)</w:t>
       </w:r>
     </w:p>
     <w:p>
@@ -1202,12 +1642,13 @@
       <w:r>
         <w:rPr>
           <w:rFonts w:ascii="Times New Roman" w:eastAsia="Times New Roman" w:hAnsi="Times New Roman" w:cs="Times New Roman"/>
-          <w:sz w:val="24"/>
-          <w:szCs w:val="24"/>
-          <w:lang w:eastAsia="en-GB"/>
-        </w:rPr>
-        <w:pict w14:anchorId="07E4E8E6">
-          <v:rect id="_x0000_i1027" style="width:0;height:1.5pt" o:hralign="center" o:hrstd="t" o:hr="t" fillcolor="#a0a0a0" stroked="f"/>
+          <w:noProof/>
+          <w:sz w:val="24"/>
+          <w:szCs w:val="24"/>
+          <w:lang w:eastAsia="en-GB"/>
+        </w:rPr>
+        <w:pict w14:anchorId="6D57514E">
+          <v:rect id="_x0000_i1026" alt="" style="width:451.3pt;height:.05pt;mso-width-percent:0;mso-height-percent:0;mso-width-percent:0;mso-height-percent:0" o:hralign="center" o:hrstd="t" o:hr="t" fillcolor="#a0a0a0" stroked="f"/>
         </w:pict>
       </w:r>
     </w:p>
@@ -1219,8 +1660,8 @@
           <w:rFonts w:ascii="Times New Roman" w:eastAsia="Times New Roman" w:hAnsi="Times New Roman" w:cs="Times New Roman"/>
           <w:b/>
           <w:bCs/>
-          <w:sz w:val="27"/>
-          <w:szCs w:val="27"/>
+          <w:sz w:val="32"/>
+          <w:szCs w:val="32"/>
           <w:lang w:eastAsia="en-GB"/>
         </w:rPr>
       </w:pPr>
@@ -1229,79 +1670,201 @@
           <w:rFonts w:ascii="Times New Roman" w:eastAsia="Times New Roman" w:hAnsi="Times New Roman" w:cs="Times New Roman"/>
           <w:b/>
           <w:bCs/>
-          <w:sz w:val="27"/>
-          <w:szCs w:val="27"/>
-          <w:lang w:eastAsia="en-GB"/>
-        </w:rPr>
-        <w:t xml:space="preserve">Question 3 – </w:t>
+          <w:sz w:val="32"/>
+          <w:szCs w:val="32"/>
+          <w:lang w:eastAsia="en-GB"/>
+        </w:rPr>
+        <w:t>Question 3 – if</w:t>
       </w:r>
       <w:r>
         <w:rPr>
           <w:rFonts w:ascii="Times New Roman" w:eastAsia="Times New Roman" w:hAnsi="Times New Roman" w:cs="Times New Roman"/>
           <w:b/>
           <w:bCs/>
-          <w:sz w:val="27"/>
-          <w:szCs w:val="27"/>
-          <w:lang w:eastAsia="en-GB"/>
-        </w:rPr>
-        <w:t>if</w:t>
-      </w:r>
-      <w:r>
-        <w:rPr>
-          <w:rFonts w:ascii="Times New Roman" w:eastAsia="Times New Roman" w:hAnsi="Times New Roman" w:cs="Times New Roman"/>
+          <w:sz w:val="32"/>
+          <w:szCs w:val="32"/>
+          <w:lang w:eastAsia="en-GB"/>
+        </w:rPr>
+        <w:t>-else-if</w:t>
+      </w:r>
+    </w:p>
+    <w:p>
+      <w:pPr>
+        <w:spacing w:before="100" w:beforeAutospacing="1" w:after="100" w:afterAutospacing="1" w:line="240" w:lineRule="auto"/>
+        <w:rPr>
+          <w:rFonts w:ascii="Times New Roman" w:hAnsi="Times New Roman" w:cs="Times New Roman"/>
+          <w:sz w:val="28"/>
+          <w:szCs w:val="28"/>
+        </w:rPr>
+      </w:pPr>
+      <w:r>
+        <w:rPr>
+          <w:rFonts w:ascii="Times New Roman" w:hAnsi="Times New Roman" w:cs="Times New Roman"/>
+          <w:sz w:val="28"/>
+          <w:szCs w:val="28"/>
+        </w:rPr>
+        <w:t xml:space="preserve"> </w:t>
+      </w:r>
+      <w:r>
+        <w:rPr>
+          <w:rFonts w:ascii="Times New Roman" w:hAnsi="Times New Roman" w:cs="Times New Roman"/>
+          <w:b/>
+          <w:sz w:val="28"/>
+          <w:szCs w:val="28"/>
+        </w:rPr>
+        <w:t>Marks and Grades</w:t>
+      </w:r>
+      <w:r>
+        <w:rPr>
+          <w:rFonts w:ascii="Times New Roman" w:hAnsi="Times New Roman" w:cs="Times New Roman"/>
+          <w:sz w:val="28"/>
+          <w:szCs w:val="28"/>
+        </w:rPr>
+        <w:t xml:space="preserve"> </w:t>
+      </w:r>
+    </w:p>
+    <w:p>
+      <w:pPr>
+        <w:spacing w:before="100" w:beforeAutospacing="1" w:after="100" w:afterAutospacing="1" w:line="240" w:lineRule="auto"/>
+        <w:rPr>
+          <w:rFonts w:ascii="Times New Roman" w:hAnsi="Times New Roman" w:cs="Times New Roman"/>
+          <w:sz w:val="24"/>
+          <w:szCs w:val="24"/>
+        </w:rPr>
+      </w:pPr>
+      <w:r>
+        <w:rPr>
+          <w:rFonts w:ascii="Times New Roman" w:hAnsi="Times New Roman" w:cs="Times New Roman"/>
+          <w:sz w:val="24"/>
+          <w:szCs w:val="24"/>
+        </w:rPr>
+        <w:t xml:space="preserve">Given the following grade categories: </w:t>
+      </w:r>
+    </w:p>
+    <w:p>
+      <w:pPr>
+        <w:spacing w:before="100" w:beforeAutospacing="1" w:after="100" w:afterAutospacing="1" w:line="240" w:lineRule="auto"/>
+        <w:rPr>
+          <w:rFonts w:ascii="Times New Roman" w:hAnsi="Times New Roman" w:cs="Times New Roman"/>
+          <w:sz w:val="24"/>
+          <w:szCs w:val="24"/>
+        </w:rPr>
+      </w:pPr>
+    </w:p>
+    <w:p>
+      <w:pPr>
+        <w:spacing w:before="100" w:beforeAutospacing="1" w:after="100" w:afterAutospacing="1" w:line="240" w:lineRule="auto"/>
+        <w:rPr>
+          <w:rFonts w:ascii="Times New Roman" w:hAnsi="Times New Roman" w:cs="Times New Roman"/>
+          <w:sz w:val="24"/>
+          <w:szCs w:val="24"/>
+        </w:rPr>
+      </w:pPr>
+      <w:r>
+        <w:rPr>
+          <w:rFonts w:ascii="Times New Roman" w:hAnsi="Times New Roman" w:cs="Times New Roman"/>
+          <w:sz w:val="24"/>
+          <w:szCs w:val="24"/>
+        </w:rPr>
+        <w:t xml:space="preserve">Write a method </w:t>
+      </w:r>
+      <w:r>
+        <w:rPr>
+          <w:rFonts w:ascii="Times New Roman" w:hAnsi="Times New Roman" w:cs="Times New Roman"/>
           <w:b/>
           <w:bCs/>
-          <w:sz w:val="27"/>
-          <w:szCs w:val="27"/>
-          <w:lang w:eastAsia="en-GB"/>
-        </w:rPr>
-        <w:t>-else-if</w:t>
-      </w:r>
-    </w:p>
-    <w:p>
-      <w:pPr>
-        <w:spacing w:before="100" w:beforeAutospacing="1" w:after="100" w:afterAutospacing="1" w:line="240" w:lineRule="auto"/>
-      </w:pPr>
-      <w:r>
+          <w:i/>
+          <w:iCs/>
+          <w:sz w:val="24"/>
+          <w:szCs w:val="24"/>
+        </w:rPr>
+        <w:t>printGrade</w:t>
+      </w:r>
+      <w:r>
+        <w:rPr>
+          <w:rFonts w:ascii="Times New Roman" w:hAnsi="Times New Roman" w:cs="Times New Roman"/>
+          <w:b/>
+          <w:bCs/>
+          <w:i/>
+          <w:iCs/>
+          <w:sz w:val="24"/>
+          <w:szCs w:val="24"/>
+        </w:rPr>
+        <w:t>(int mark)</w:t>
+      </w:r>
+      <w:r>
+        <w:rPr>
+          <w:rFonts w:ascii="Times New Roman" w:hAnsi="Times New Roman" w:cs="Times New Roman"/>
+          <w:sz w:val="24"/>
+          <w:szCs w:val="24"/>
+        </w:rPr>
         <w:t xml:space="preserve"> </w:t>
       </w:r>
       <w:r>
         <w:rPr>
-          <w:b/>
-        </w:rPr>
-        <w:t>Marks and Grades</w:t>
-      </w:r>
-      <w:r>
-        <w:t xml:space="preserve"> </w:t>
-      </w:r>
-    </w:p>
-    <w:p>
-      <w:pPr>
-        <w:spacing w:before="100" w:beforeAutospacing="1" w:after="100" w:afterAutospacing="1" w:line="240" w:lineRule="auto"/>
-      </w:pPr>
-      <w:r>
-        <w:t xml:space="preserve">Given the following grade categories: </w:t>
-      </w:r>
-    </w:p>
-    <w:p>
-      <w:pPr>
-        <w:spacing w:before="100" w:beforeAutospacing="1" w:after="100" w:afterAutospacing="1" w:line="240" w:lineRule="auto"/>
-      </w:pPr>
-    </w:p>
-    <w:p>
-      <w:pPr>
-        <w:spacing w:before="100" w:beforeAutospacing="1" w:after="100" w:afterAutospacing="1" w:line="240" w:lineRule="auto"/>
-      </w:pPr>
-      <w:r>
-        <w:t xml:space="preserve">Write a method </w:t>
-      </w:r>
-      <w:proofErr w:type="spellStart"/>
-      <w:r>
-        <w:t>printGrade</w:t>
-      </w:r>
-      <w:proofErr w:type="spellEnd"/>
-      <w:r>
-        <w:t xml:space="preserve"> person's a given mark, prints the grade (e.g. "H1", "H2", etc.) </w:t>
+          <w:rFonts w:ascii="Times New Roman" w:hAnsi="Times New Roman" w:cs="Times New Roman"/>
+          <w:sz w:val="24"/>
+          <w:szCs w:val="24"/>
+        </w:rPr>
+        <w:t xml:space="preserve">which takes a </w:t>
+      </w:r>
+      <w:r>
+        <w:rPr>
+          <w:rFonts w:ascii="Times New Roman" w:hAnsi="Times New Roman" w:cs="Times New Roman"/>
+          <w:sz w:val="24"/>
+          <w:szCs w:val="24"/>
+        </w:rPr>
+        <w:t>person's given mark</w:t>
+      </w:r>
+      <w:r>
+        <w:rPr>
+          <w:rFonts w:ascii="Times New Roman" w:hAnsi="Times New Roman" w:cs="Times New Roman"/>
+          <w:sz w:val="24"/>
+          <w:szCs w:val="24"/>
+        </w:rPr>
+        <w:t xml:space="preserve"> and </w:t>
+      </w:r>
+      <w:r>
+        <w:rPr>
+          <w:rFonts w:ascii="Times New Roman" w:hAnsi="Times New Roman" w:cs="Times New Roman"/>
+          <w:sz w:val="24"/>
+          <w:szCs w:val="24"/>
+        </w:rPr>
+        <w:t xml:space="preserve">prints the </w:t>
+      </w:r>
+      <w:r>
+        <w:rPr>
+          <w:rFonts w:ascii="Times New Roman" w:hAnsi="Times New Roman" w:cs="Times New Roman"/>
+          <w:sz w:val="24"/>
+          <w:szCs w:val="24"/>
+        </w:rPr>
+        <w:t xml:space="preserve">corresponding </w:t>
+      </w:r>
+      <w:r>
+        <w:rPr>
+          <w:rFonts w:ascii="Times New Roman" w:hAnsi="Times New Roman" w:cs="Times New Roman"/>
+          <w:sz w:val="24"/>
+          <w:szCs w:val="24"/>
+        </w:rPr>
+        <w:t xml:space="preserve">grade (e.g. "H1", "H2", etc.) </w:t>
+      </w:r>
+    </w:p>
+    <w:p>
+      <w:pPr>
+        <w:spacing w:before="100" w:beforeAutospacing="1" w:after="100" w:afterAutospacing="1" w:line="240" w:lineRule="auto"/>
+        <w:rPr>
+          <w:rFonts w:ascii="Times New Roman" w:hAnsi="Times New Roman" w:cs="Times New Roman"/>
+          <w:sz w:val="24"/>
+          <w:szCs w:val="24"/>
+        </w:rPr>
+      </w:pPr>
+      <w:r>
+        <w:rPr>
+          <w:rFonts w:ascii="Times New Roman" w:hAnsi="Times New Roman" w:cs="Times New Roman"/>
+          <w:sz w:val="24"/>
+          <w:szCs w:val="24"/>
+        </w:rPr>
+        <w:t xml:space="preserve">(You can leave out the Grades H4 - H6 inclusive - just write a comment like // ‘and so on’ ) </w:t>
       </w:r>
     </w:p>
     <w:p>
@@ -1339,10 +1902,11 @@
           <w:szCs w:val="24"/>
           <w:lang w:eastAsia="en-GB"/>
         </w:rPr>
+        <w:lastRenderedPageBreak/>
         <mc:AlternateContent>
           <mc:Choice Requires="wps">
             <w:drawing>
-              <wp:anchor distT="45720" distB="45720" distL="114300" distR="114300" simplePos="0" relativeHeight="251659264" behindDoc="0" locked="0" layoutInCell="1" allowOverlap="1" wp14:anchorId="579ABA36" wp14:editId="65E69E0E">
+              <wp:anchor distT="45720" distB="45720" distL="114300" distR="114300" simplePos="0" relativeHeight="251659264" behindDoc="0" locked="0" layoutInCell="1" allowOverlap="1" wp14:anchorId="579ABA36" wp14:editId="32E268BE">
                 <wp:simplePos x="0" y="0"/>
                 <wp:positionH relativeFrom="margin">
                   <wp:align>left</wp:align>
@@ -1350,8 +1914,8 @@
                 <wp:positionV relativeFrom="paragraph">
                   <wp:posOffset>364490</wp:posOffset>
                 </wp:positionV>
-                <wp:extent cx="6048375" cy="5534025"/>
-                <wp:effectExtent l="0" t="0" r="28575" b="28575"/>
+                <wp:extent cx="6048375" cy="7858125"/>
+                <wp:effectExtent l="0" t="0" r="9525" b="15875"/>
                 <wp:wrapSquare wrapText="bothSides"/>
                 <wp:docPr id="217" name="Text Box 2"/>
                 <wp:cNvGraphicFramePr>
@@ -1366,7 +1930,7 @@
                       <wps:spPr bwMode="auto">
                         <a:xfrm>
                           <a:off x="0" y="0"/>
-                          <a:ext cx="6048375" cy="5534025"/>
+                          <a:ext cx="6048375" cy="7858725"/>
                         </a:xfrm>
                         <a:prstGeom prst="rect">
                           <a:avLst/>
@@ -1390,20 +1954,7 @@
                               <w:spacing w:before="100" w:beforeAutospacing="1" w:after="100" w:afterAutospacing="1" w:line="240" w:lineRule="auto"/>
                             </w:pPr>
                             <w:r>
-                              <w:t xml:space="preserve">public void </w:t>
-                            </w:r>
-                            <w:proofErr w:type="spellStart"/>
-                            <w:proofErr w:type="gramStart"/>
-                            <w:r>
-                              <w:t>printGrade</w:t>
-                            </w:r>
-                            <w:proofErr w:type="spellEnd"/>
-                            <w:r>
-                              <w:t>(</w:t>
-                            </w:r>
-                            <w:proofErr w:type="gramEnd"/>
-                            <w:r>
-                              <w:t xml:space="preserve">int mark) { </w:t>
+                              <w:t xml:space="preserve">public void printGrade(int mark) { </w:t>
                             </w:r>
                           </w:p>
                           <w:p>
@@ -1476,23 +2027,19 @@
                               <w:spacing w:before="100" w:beforeAutospacing="1" w:after="100" w:afterAutospacing="1" w:line="240" w:lineRule="auto"/>
                             </w:pPr>
                           </w:p>
+                          <w:p/>
+                          <w:p/>
+                          <w:p/>
+                          <w:p/>
+                          <w:p/>
+                          <w:p/>
+                          <w:p/>
+                          <w:p/>
                           <w:p>
-                            <w:pPr>
-                              <w:spacing w:before="100" w:beforeAutospacing="1" w:after="100" w:afterAutospacing="1" w:line="240" w:lineRule="auto"/>
-                              <w:rPr>
-                                <w:rFonts w:ascii="Times New Roman" w:eastAsia="Times New Roman" w:hAnsi="Times New Roman" w:cs="Times New Roman"/>
-                                <w:i/>
-                                <w:iCs/>
-                                <w:sz w:val="24"/>
-                                <w:szCs w:val="24"/>
-                                <w:lang w:eastAsia="en-GB"/>
-                              </w:rPr>
-                            </w:pPr>
                             <w:r>
                               <w:t>}</w:t>
                             </w:r>
                           </w:p>
-                          <w:p/>
                         </w:txbxContent>
                       </wps:txbx>
                       <wps:bodyPr rot="0" vert="horz" wrap="square" lIns="91440" tIns="45720" rIns="91440" bIns="45720" anchor="t" anchorCtr="0">
@@ -1516,7 +2063,7 @@
                 <v:stroke joinstyle="miter"/>
                 <v:path gradientshapeok="t" o:connecttype="rect"/>
               </v:shapetype>
-              <v:shape id="Text Box 2" o:spid="_x0000_s1026" type="#_x0000_t202" style="position:absolute;margin-left:0;margin-top:28.7pt;width:476.25pt;height:435.75pt;z-index:251659264;visibility:visible;mso-wrap-style:square;mso-width-percent:0;mso-height-percent:0;mso-wrap-distance-left:9pt;mso-wrap-distance-top:3.6pt;mso-wrap-distance-right:9pt;mso-wrap-distance-bottom:3.6pt;mso-position-horizontal:left;mso-position-horizontal-relative:margin;mso-position-vertical:absolute;mso-position-vertical-relative:text;mso-width-percent:0;mso-height-percent:0;mso-width-relative:margin;mso-height-relative:margin;v-text-anchor:top" o:gfxdata="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">
+              <v:shape id="Text Box 2" o:spid="_x0000_s1026" type="#_x0000_t202" style="position:absolute;margin-left:0;margin-top:28.7pt;width:476.25pt;height:618.75pt;z-index:251659264;visibility:visible;mso-wrap-style:square;mso-width-percent:0;mso-height-percent:0;mso-wrap-distance-left:9pt;mso-wrap-distance-top:3.6pt;mso-wrap-distance-right:9pt;mso-wrap-distance-bottom:3.6pt;mso-position-horizontal:left;mso-position-horizontal-relative:margin;mso-position-vertical:absolute;mso-position-vertical-relative:text;mso-width-percent:0;mso-height-percent:0;mso-width-relative:margin;mso-height-relative:margin;v-text-anchor:top" o:gfxdata="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">
                 <v:textbox>
                   <w:txbxContent>
                     <w:p>
@@ -1524,20 +2071,7 @@
                         <w:spacing w:before="100" w:beforeAutospacing="1" w:after="100" w:afterAutospacing="1" w:line="240" w:lineRule="auto"/>
                       </w:pPr>
                       <w:r>
-                        <w:t xml:space="preserve">public void </w:t>
-                      </w:r>
-                      <w:proofErr w:type="spellStart"/>
-                      <w:proofErr w:type="gramStart"/>
-                      <w:r>
-                        <w:t>printGrade</w:t>
-                      </w:r>
-                      <w:proofErr w:type="spellEnd"/>
-                      <w:r>
-                        <w:t>(</w:t>
-                      </w:r>
-                      <w:proofErr w:type="gramEnd"/>
-                      <w:r>
-                        <w:t xml:space="preserve">int mark) { </w:t>
+                        <w:t xml:space="preserve">public void printGrade(int mark) { </w:t>
                       </w:r>
                     </w:p>
                     <w:p>
@@ -1610,23 +2144,19 @@
                         <w:spacing w:before="100" w:beforeAutospacing="1" w:after="100" w:afterAutospacing="1" w:line="240" w:lineRule="auto"/>
                       </w:pPr>
                     </w:p>
+                    <w:p/>
+                    <w:p/>
+                    <w:p/>
+                    <w:p/>
+                    <w:p/>
+                    <w:p/>
+                    <w:p/>
+                    <w:p/>
                     <w:p>
-                      <w:pPr>
-                        <w:spacing w:before="100" w:beforeAutospacing="1" w:after="100" w:afterAutospacing="1" w:line="240" w:lineRule="auto"/>
-                        <w:rPr>
-                          <w:rFonts w:ascii="Times New Roman" w:eastAsia="Times New Roman" w:hAnsi="Times New Roman" w:cs="Times New Roman"/>
-                          <w:i/>
-                          <w:iCs/>
-                          <w:sz w:val="24"/>
-                          <w:szCs w:val="24"/>
-                          <w:lang w:eastAsia="en-GB"/>
-                        </w:rPr>
-                      </w:pPr>
                       <w:r>
                         <w:t>}</w:t>
                       </w:r>
                     </w:p>
-                    <w:p/>
                   </w:txbxContent>
                 </v:textbox>
                 <w10:wrap type="square" anchorx="margin"/>
@@ -1671,20 +2201,18 @@
       <w:r>
         <w:rPr>
           <w:rFonts w:ascii="Times New Roman" w:eastAsia="Times New Roman" w:hAnsi="Times New Roman" w:cs="Times New Roman"/>
-          <w:sz w:val="24"/>
-          <w:szCs w:val="24"/>
-          <w:lang w:eastAsia="en-GB"/>
-        </w:rPr>
-        <w:lastRenderedPageBreak/>
-        <w:pict w14:anchorId="77D651E0">
-          <v:rect id="_x0000_i1028" style="width:0;height:1.5pt" o:hralign="center" o:hrstd="t" o:hr="t" fillcolor="#a0a0a0" stroked="f"/>
+          <w:noProof/>
+          <w:sz w:val="24"/>
+          <w:szCs w:val="24"/>
+          <w:lang w:eastAsia="en-GB"/>
+        </w:rPr>
+        <w:pict w14:anchorId="03C9D278">
+          <v:rect id="_x0000_i1025" alt="" style="width:451.3pt;height:.05pt;mso-width-percent:0;mso-height-percent:0;mso-width-percent:0;mso-height-percent:0" o:hralign="center" o:hrstd="t" o:hr="t" fillcolor="#a0a0a0" stroked="f"/>
         </w:pict>
       </w:r>
     </w:p>
     <w:p>
       <w:pPr>
-        <w:spacing w:before="100" w:beforeAutospacing="1" w:after="100" w:afterAutospacing="1" w:line="240" w:lineRule="auto"/>
-        <w:outlineLvl w:val="2"/>
         <w:rPr>
           <w:rFonts w:ascii="Times New Roman" w:eastAsia="Times New Roman" w:hAnsi="Times New Roman" w:cs="Times New Roman"/>
           <w:b/>
@@ -1703,15 +2231,27 @@
           <w:szCs w:val="27"/>
           <w:lang w:eastAsia="en-GB"/>
         </w:rPr>
-        <w:t xml:space="preserve">Question 4 – </w:t>
+        <w:br w:type="page"/>
       </w:r>
       <w:r>
         <w:rPr>
           <w:rFonts w:ascii="Times New Roman" w:eastAsia="Times New Roman" w:hAnsi="Times New Roman" w:cs="Times New Roman"/>
           <w:b/>
           <w:bCs/>
-          <w:sz w:val="27"/>
-          <w:szCs w:val="27"/>
+          <w:sz w:val="32"/>
+          <w:szCs w:val="32"/>
+          <w:lang w:eastAsia="en-GB"/>
+        </w:rPr>
+        <w:lastRenderedPageBreak/>
+        <w:t xml:space="preserve">Question 4 – </w:t>
+      </w:r>
+      <w:r>
+        <w:rPr>
+          <w:rFonts w:ascii="Times New Roman" w:eastAsia="Times New Roman" w:hAnsi="Times New Roman" w:cs="Times New Roman"/>
+          <w:b/>
+          <w:bCs/>
+          <w:sz w:val="32"/>
+          <w:szCs w:val="32"/>
           <w:lang w:eastAsia="en-GB"/>
         </w:rPr>
         <w:t>Loops</w:t>
@@ -1720,94 +2260,192 @@
     <w:p>
       <w:pPr>
         <w:spacing w:before="100" w:beforeAutospacing="1" w:after="100" w:afterAutospacing="1" w:line="240" w:lineRule="auto"/>
-      </w:pPr>
-      <w:r>
-        <w:t>Write Java code for each of the following</w:t>
-      </w:r>
-      <w:r>
-        <w:t xml:space="preserve">, you can use a for, while or </w:t>
-      </w:r>
-      <w:proofErr w:type="spellStart"/>
-      <w:proofErr w:type="gramStart"/>
-      <w:r>
-        <w:t>do..</w:t>
-      </w:r>
-      <w:proofErr w:type="gramEnd"/>
-      <w:r>
+        <w:rPr>
+          <w:rFonts w:ascii="Times New Roman" w:hAnsi="Times New Roman" w:cs="Times New Roman"/>
+          <w:sz w:val="24"/>
+          <w:szCs w:val="24"/>
+        </w:rPr>
+      </w:pPr>
+      <w:r>
+        <w:rPr>
+          <w:rFonts w:ascii="Times New Roman" w:hAnsi="Times New Roman" w:cs="Times New Roman"/>
+          <w:sz w:val="24"/>
+          <w:szCs w:val="24"/>
+        </w:rPr>
+        <w:t xml:space="preserve">Write Java code for each of the following, you can use a </w:t>
+      </w:r>
+      <w:r>
+        <w:rPr>
+          <w:rFonts w:ascii="Times New Roman" w:hAnsi="Times New Roman" w:cs="Times New Roman"/>
+          <w:i/>
+          <w:iCs/>
+          <w:sz w:val="24"/>
+          <w:szCs w:val="24"/>
+        </w:rPr>
+        <w:t>for</w:t>
+      </w:r>
+      <w:r>
+        <w:rPr>
+          <w:rFonts w:ascii="Times New Roman" w:hAnsi="Times New Roman" w:cs="Times New Roman"/>
+          <w:sz w:val="24"/>
+          <w:szCs w:val="24"/>
+        </w:rPr>
+        <w:t xml:space="preserve"> or </w:t>
+      </w:r>
+      <w:r>
+        <w:rPr>
+          <w:rFonts w:ascii="Times New Roman" w:hAnsi="Times New Roman" w:cs="Times New Roman"/>
+          <w:i/>
+          <w:iCs/>
+          <w:sz w:val="24"/>
+          <w:szCs w:val="24"/>
+        </w:rPr>
         <w:t>while</w:t>
       </w:r>
-      <w:proofErr w:type="spellEnd"/>
-      <w:r>
-        <w:t xml:space="preserve"> loop</w:t>
-      </w:r>
-    </w:p>
-    <w:p>
-      <w:pPr>
+      <w:r>
+        <w:rPr>
+          <w:rFonts w:ascii="Times New Roman" w:hAnsi="Times New Roman" w:cs="Times New Roman"/>
+          <w:sz w:val="24"/>
+          <w:szCs w:val="24"/>
+        </w:rPr>
+        <w:t xml:space="preserve"> </w:t>
+      </w:r>
+      <w:r>
+        <w:rPr>
+          <w:rFonts w:ascii="Times New Roman" w:hAnsi="Times New Roman" w:cs="Times New Roman"/>
+          <w:sz w:val="24"/>
+          <w:szCs w:val="24"/>
+        </w:rPr>
+        <w:t>loop:</w:t>
+      </w:r>
+    </w:p>
+    <w:p>
+      <w:pPr>
+        <w:pStyle w:val="ListParagraph"/>
+        <w:numPr>
+          <w:ilvl w:val="1"/>
+          <w:numId w:val="15"/>
+        </w:numPr>
         <w:spacing w:before="100" w:beforeAutospacing="1" w:after="0" w:line="240" w:lineRule="auto"/>
-      </w:pPr>
-      <w:r>
-        <w:t xml:space="preserve"> 1. Print the message "Hello World" five times using a loop. </w:t>
-      </w:r>
-    </w:p>
-    <w:p>
-      <w:pPr>
+        <w:rPr>
+          <w:rFonts w:ascii="Times New Roman" w:hAnsi="Times New Roman" w:cs="Times New Roman"/>
+          <w:sz w:val="24"/>
+          <w:szCs w:val="24"/>
+        </w:rPr>
+      </w:pPr>
+      <w:r>
+        <w:rPr>
+          <w:rFonts w:ascii="Times New Roman" w:hAnsi="Times New Roman" w:cs="Times New Roman"/>
+          <w:sz w:val="24"/>
+          <w:szCs w:val="24"/>
+        </w:rPr>
+        <w:t xml:space="preserve">Print the message "Hello World" five times using a loop. </w:t>
+      </w:r>
+    </w:p>
+    <w:p>
+      <w:pPr>
+        <w:pStyle w:val="ListParagraph"/>
+        <w:numPr>
+          <w:ilvl w:val="1"/>
+          <w:numId w:val="15"/>
+        </w:numPr>
         <w:spacing w:before="100" w:beforeAutospacing="1" w:after="0" w:line="240" w:lineRule="auto"/>
-      </w:pPr>
-      <w:r>
-        <w:t xml:space="preserve">2. Print the numbers from 1 to 10 (inclusive) on separate lines. </w:t>
-      </w:r>
-    </w:p>
-    <w:p>
-      <w:pPr>
+        <w:rPr>
+          <w:rFonts w:ascii="Times New Roman" w:hAnsi="Times New Roman" w:cs="Times New Roman"/>
+          <w:sz w:val="24"/>
+          <w:szCs w:val="24"/>
+        </w:rPr>
+      </w:pPr>
+      <w:r>
+        <w:rPr>
+          <w:rFonts w:ascii="Times New Roman" w:hAnsi="Times New Roman" w:cs="Times New Roman"/>
+          <w:sz w:val="24"/>
+          <w:szCs w:val="24"/>
+        </w:rPr>
+        <w:t xml:space="preserve">Print the numbers from 10 down to 1 (inclusive) on the same line, separated by spaces. </w:t>
+      </w:r>
+    </w:p>
+    <w:p>
+      <w:pPr>
+        <w:pStyle w:val="ListParagraph"/>
+        <w:numPr>
+          <w:ilvl w:val="1"/>
+          <w:numId w:val="15"/>
+        </w:numPr>
         <w:spacing w:before="100" w:beforeAutospacing="1" w:after="0" w:line="240" w:lineRule="auto"/>
-      </w:pPr>
-      <w:r>
-        <w:t xml:space="preserve">3. Print the numbers from 10 down to 1 (inclusive) on the same line, separated by spaces. </w:t>
-      </w:r>
-    </w:p>
-    <w:p>
-      <w:pPr>
+        <w:rPr>
+          <w:rFonts w:ascii="Times New Roman" w:hAnsi="Times New Roman" w:cs="Times New Roman"/>
+          <w:sz w:val="24"/>
+          <w:szCs w:val="24"/>
+        </w:rPr>
+      </w:pPr>
+      <w:r>
+        <w:rPr>
+          <w:rFonts w:ascii="Times New Roman" w:hAnsi="Times New Roman" w:cs="Times New Roman"/>
+          <w:sz w:val="24"/>
+          <w:szCs w:val="24"/>
+        </w:rPr>
+        <w:t xml:space="preserve">Print the numbers from 5 to 12 (inclusive) on separate lines. </w:t>
+      </w:r>
+    </w:p>
+    <w:p>
+      <w:pPr>
+        <w:pStyle w:val="ListParagraph"/>
+        <w:numPr>
+          <w:ilvl w:val="1"/>
+          <w:numId w:val="15"/>
+        </w:numPr>
         <w:spacing w:before="100" w:beforeAutospacing="1" w:after="0" w:line="240" w:lineRule="auto"/>
-      </w:pPr>
-      <w:r>
-        <w:t xml:space="preserve">4. Print the numbers from 5 to 12 (inclusive) on separate lines. </w:t>
-      </w:r>
-    </w:p>
-    <w:p>
-      <w:pPr>
+        <w:rPr>
+          <w:rFonts w:ascii="Times New Roman" w:hAnsi="Times New Roman" w:cs="Times New Roman"/>
+          <w:sz w:val="24"/>
+          <w:szCs w:val="24"/>
+        </w:rPr>
+      </w:pPr>
+      <w:r>
+        <w:rPr>
+          <w:rFonts w:ascii="Times New Roman" w:hAnsi="Times New Roman" w:cs="Times New Roman"/>
+          <w:sz w:val="24"/>
+          <w:szCs w:val="24"/>
+        </w:rPr>
+        <w:t>Print the numbers from 2 to 17 (inclusive) in steps of 3 on separate lines</w:t>
+      </w:r>
+    </w:p>
+    <w:p>
+      <w:pPr>
+        <w:pStyle w:val="ListParagraph"/>
+        <w:numPr>
+          <w:ilvl w:val="1"/>
+          <w:numId w:val="15"/>
+        </w:numPr>
         <w:spacing w:before="100" w:beforeAutospacing="1" w:after="0" w:line="240" w:lineRule="auto"/>
-      </w:pPr>
-      <w:r>
-        <w:t xml:space="preserve">5. Print the numbers from 20 down to 10 (inclusive) on the same line, separated by spaces. </w:t>
-      </w:r>
-    </w:p>
-    <w:p>
-      <w:pPr>
-        <w:spacing w:before="100" w:beforeAutospacing="1" w:after="0" w:line="240" w:lineRule="auto"/>
-      </w:pPr>
-      <w:r>
-        <w:rPr>
-          <w:rFonts w:ascii="Times New Roman" w:eastAsia="Times New Roman" w:hAnsi="Times New Roman" w:cs="Times New Roman"/>
+        <w:rPr>
+          <w:rFonts w:ascii="Times New Roman" w:hAnsi="Times New Roman" w:cs="Times New Roman"/>
+          <w:sz w:val="24"/>
+          <w:szCs w:val="24"/>
+        </w:rPr>
+      </w:pPr>
+      <w:r>
+        <w:rPr>
+          <w:rFonts w:eastAsia="Times New Roman"/>
           <w:i/>
           <w:iCs/>
           <w:noProof/>
-          <w:sz w:val="24"/>
-          <w:szCs w:val="24"/>
           <w:lang w:eastAsia="en-GB"/>
         </w:rPr>
         <mc:AlternateContent>
           <mc:Choice Requires="wps">
             <w:drawing>
-              <wp:anchor distT="45720" distB="45720" distL="114300" distR="114300" simplePos="0" relativeHeight="251664384" behindDoc="0" locked="0" layoutInCell="1" allowOverlap="1" wp14:anchorId="524D8993" wp14:editId="03A3B202">
+              <wp:anchor distT="45720" distB="45720" distL="114300" distR="114300" simplePos="0" relativeHeight="251664384" behindDoc="0" locked="0" layoutInCell="1" allowOverlap="1" wp14:anchorId="524D8993" wp14:editId="78C8D4BD">
                 <wp:simplePos x="0" y="0"/>
                 <wp:positionH relativeFrom="margin">
-                  <wp:align>center</wp:align>
+                  <wp:posOffset>-153466</wp:posOffset>
                 </wp:positionH>
                 <wp:positionV relativeFrom="paragraph">
-                  <wp:posOffset>479425</wp:posOffset>
+                  <wp:posOffset>311083</wp:posOffset>
                 </wp:positionV>
-                <wp:extent cx="6048375" cy="5257800"/>
-                <wp:effectExtent l="0" t="0" r="28575" b="19050"/>
+                <wp:extent cx="6048375" cy="6899564"/>
+                <wp:effectExtent l="0" t="0" r="9525" b="9525"/>
                 <wp:wrapSquare wrapText="bothSides"/>
                 <wp:docPr id="4" name="Text Box 2"/>
                 <wp:cNvGraphicFramePr>
@@ -1822,7 +2460,7 @@
                       <wps:spPr bwMode="auto">
                         <a:xfrm>
                           <a:off x="0" y="0"/>
-                          <a:ext cx="6048375" cy="5257800"/>
+                          <a:ext cx="6048375" cy="6899564"/>
                         </a:xfrm>
                         <a:prstGeom prst="rect">
                           <a:avLst/>
@@ -1926,7 +2564,7 @@
           </mc:Choice>
           <mc:Fallback>
             <w:pict>
-              <v:shape w14:anchorId="524D8993" id="_x0000_s1027" type="#_x0000_t202" style="position:absolute;margin-left:0;margin-top:37.75pt;width:476.25pt;height:414pt;z-index:251664384;visibility:visible;mso-wrap-style:square;mso-width-percent:0;mso-height-percent:0;mso-wrap-distance-left:9pt;mso-wrap-distance-top:3.6pt;mso-wrap-distance-right:9pt;mso-wrap-distance-bottom:3.6pt;mso-position-horizontal:center;mso-position-horizontal-relative:margin;mso-position-vertical:absolute;mso-position-vertical-relative:text;mso-width-percent:0;mso-height-percent:0;mso-width-relative:margin;mso-height-relative:margin;v-text-anchor:top" o:gfxdata="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">
+              <v:shape w14:anchorId="524D8993" id="_x0000_s1027" type="#_x0000_t202" style="position:absolute;left:0;text-align:left;margin-left:-12.1pt;margin-top:24.5pt;width:476.25pt;height:543.25pt;z-index:251664384;visibility:visible;mso-wrap-style:square;mso-width-percent:0;mso-height-percent:0;mso-wrap-distance-left:9pt;mso-wrap-distance-top:3.6pt;mso-wrap-distance-right:9pt;mso-wrap-distance-bottom:3.6pt;mso-position-horizontal:absolute;mso-position-horizontal-relative:margin;mso-position-vertical:absolute;mso-position-vertical-relative:text;mso-width-percent:0;mso-height-percent:0;mso-width-relative:margin;mso-height-relative:margin;v-text-anchor:top" o:gfxdata="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">
                 <v:textbox>
                   <w:txbxContent>
                     <w:p>
@@ -2004,29 +2642,240 @@
         </mc:AlternateContent>
       </w:r>
       <w:r>
-        <w:t>6. Print the numbers from 2 to 17 (inclusive) in steps of 3 on separate lines</w:t>
-      </w:r>
-    </w:p>
-    <w:p>
-      <w:pPr>
-        <w:spacing w:before="100" w:beforeAutospacing="1" w:after="100" w:afterAutospacing="1" w:line="240" w:lineRule="auto"/>
-        <w:rPr>
-          <w:rFonts w:ascii="Times New Roman" w:eastAsia="Times New Roman" w:hAnsi="Times New Roman" w:cs="Times New Roman"/>
-          <w:sz w:val="24"/>
-          <w:szCs w:val="24"/>
-          <w:lang w:eastAsia="en-GB"/>
-        </w:rPr>
-      </w:pPr>
-      <w:r>
-        <w:rPr>
-          <w:rFonts w:ascii="Times New Roman" w:eastAsia="Times New Roman" w:hAnsi="Times New Roman" w:cs="Times New Roman"/>
+        <w:rPr>
+          <w:rFonts w:ascii="Times New Roman" w:hAnsi="Times New Roman" w:cs="Times New Roman"/>
+          <w:sz w:val="24"/>
+          <w:szCs w:val="24"/>
+        </w:rPr>
+        <w:t xml:space="preserve">Print the numbers </w:t>
+      </w:r>
+    </w:p>
+    <w:p>
+      <w:pPr>
+        <w:spacing w:before="100" w:beforeAutospacing="1" w:after="100" w:afterAutospacing="1" w:line="240" w:lineRule="auto"/>
+        <w:rPr>
+          <w:rFonts w:ascii="Times New Roman" w:eastAsia="Times New Roman" w:hAnsi="Times New Roman" w:cs="Times New Roman"/>
+          <w:sz w:val="24"/>
+          <w:szCs w:val="24"/>
+          <w:lang w:eastAsia="en-GB"/>
+        </w:rPr>
+      </w:pPr>
+      <w:r>
+        <w:rPr>
+          <w:rFonts w:eastAsia="Times New Roman"/>
           <w:i/>
           <w:iCs/>
-          <w:sz w:val="24"/>
-          <w:szCs w:val="24"/>
-          <w:lang w:eastAsia="en-GB"/>
-        </w:rPr>
-        <w:t xml:space="preserve"> </w:t>
+          <w:noProof/>
+          <w:lang w:eastAsia="en-GB"/>
+        </w:rPr>
+        <w:lastRenderedPageBreak/>
+        <mc:AlternateContent>
+          <mc:Choice Requires="wps">
+            <w:drawing>
+              <wp:anchor distT="45720" distB="45720" distL="114300" distR="114300" simplePos="0" relativeHeight="251666432" behindDoc="0" locked="0" layoutInCell="1" allowOverlap="1" wp14:anchorId="1FF5D1F6" wp14:editId="3CFB2E19">
+                <wp:simplePos x="0" y="0"/>
+                <wp:positionH relativeFrom="margin">
+                  <wp:posOffset>-281354</wp:posOffset>
+                </wp:positionH>
+                <wp:positionV relativeFrom="paragraph">
+                  <wp:posOffset>218</wp:posOffset>
+                </wp:positionV>
+                <wp:extent cx="6048375" cy="6899564"/>
+                <wp:effectExtent l="0" t="0" r="9525" b="9525"/>
+                <wp:wrapSquare wrapText="bothSides"/>
+                <wp:docPr id="224716100" name="Text Box 2"/>
+                <wp:cNvGraphicFramePr>
+                  <a:graphicFrameLocks xmlns:a="http://schemas.openxmlformats.org/drawingml/2006/main"/>
+                </wp:cNvGraphicFramePr>
+                <a:graphic xmlns:a="http://schemas.openxmlformats.org/drawingml/2006/main">
+                  <a:graphicData uri="http://schemas.microsoft.com/office/word/2010/wordprocessingShape">
+                    <wps:wsp>
+                      <wps:cNvSpPr txBox="1">
+                        <a:spLocks noChangeArrowheads="1"/>
+                      </wps:cNvSpPr>
+                      <wps:spPr bwMode="auto">
+                        <a:xfrm>
+                          <a:off x="0" y="0"/>
+                          <a:ext cx="6048375" cy="6899564"/>
+                        </a:xfrm>
+                        <a:prstGeom prst="rect">
+                          <a:avLst/>
+                        </a:prstGeom>
+                        <a:solidFill>
+                          <a:srgbClr val="FFFFFF"/>
+                        </a:solidFill>
+                        <a:ln w="9525">
+                          <a:solidFill>
+                            <a:srgbClr val="000000"/>
+                          </a:solidFill>
+                          <a:miter lim="800000"/>
+                          <a:headEnd/>
+                          <a:tailEnd/>
+                        </a:ln>
+                      </wps:spPr>
+                      <wps:txbx>
+                        <w:txbxContent>
+                          <w:p>
+                            <w:pPr>
+                              <w:spacing w:before="100" w:beforeAutospacing="1" w:after="100" w:afterAutospacing="1" w:line="240" w:lineRule="auto"/>
+                            </w:pPr>
+                          </w:p>
+                          <w:p>
+                            <w:pPr>
+                              <w:spacing w:before="100" w:beforeAutospacing="1" w:after="100" w:afterAutospacing="1" w:line="240" w:lineRule="auto"/>
+                            </w:pPr>
+                          </w:p>
+                          <w:p>
+                            <w:pPr>
+                              <w:spacing w:before="100" w:beforeAutospacing="1" w:after="100" w:afterAutospacing="1" w:line="240" w:lineRule="auto"/>
+                            </w:pPr>
+                          </w:p>
+                          <w:p>
+                            <w:pPr>
+                              <w:spacing w:before="100" w:beforeAutospacing="1" w:after="100" w:afterAutospacing="1" w:line="240" w:lineRule="auto"/>
+                            </w:pPr>
+                          </w:p>
+                          <w:p>
+                            <w:pPr>
+                              <w:spacing w:before="100" w:beforeAutospacing="1" w:after="100" w:afterAutospacing="1" w:line="240" w:lineRule="auto"/>
+                            </w:pPr>
+                          </w:p>
+                          <w:p>
+                            <w:pPr>
+                              <w:spacing w:before="100" w:beforeAutospacing="1" w:after="100" w:afterAutospacing="1" w:line="240" w:lineRule="auto"/>
+                            </w:pPr>
+                          </w:p>
+                          <w:p>
+                            <w:pPr>
+                              <w:spacing w:before="100" w:beforeAutospacing="1" w:after="100" w:afterAutospacing="1" w:line="240" w:lineRule="auto"/>
+                            </w:pPr>
+                          </w:p>
+                          <w:p>
+                            <w:pPr>
+                              <w:spacing w:before="100" w:beforeAutospacing="1" w:after="100" w:afterAutospacing="1" w:line="240" w:lineRule="auto"/>
+                            </w:pPr>
+                          </w:p>
+                          <w:p>
+                            <w:pPr>
+                              <w:spacing w:before="100" w:beforeAutospacing="1" w:after="100" w:afterAutospacing="1" w:line="240" w:lineRule="auto"/>
+                            </w:pPr>
+                          </w:p>
+                          <w:p>
+                            <w:pPr>
+                              <w:spacing w:before="100" w:beforeAutospacing="1" w:after="100" w:afterAutospacing="1" w:line="240" w:lineRule="auto"/>
+                            </w:pPr>
+                          </w:p>
+                          <w:p>
+                            <w:pPr>
+                              <w:spacing w:before="100" w:beforeAutospacing="1" w:after="100" w:afterAutospacing="1" w:line="240" w:lineRule="auto"/>
+                            </w:pPr>
+                          </w:p>
+                          <w:p>
+                            <w:pPr>
+                              <w:spacing w:before="100" w:beforeAutospacing="1" w:after="100" w:afterAutospacing="1" w:line="240" w:lineRule="auto"/>
+                            </w:pPr>
+                          </w:p>
+                          <w:p>
+                            <w:pPr>
+                              <w:spacing w:before="100" w:beforeAutospacing="1" w:after="100" w:afterAutospacing="1" w:line="240" w:lineRule="auto"/>
+                            </w:pPr>
+                          </w:p>
+                          <w:p/>
+                        </w:txbxContent>
+                      </wps:txbx>
+                      <wps:bodyPr rot="0" vert="horz" wrap="square" lIns="91440" tIns="45720" rIns="91440" bIns="45720" anchor="t" anchorCtr="0">
+                        <a:noAutofit/>
+                      </wps:bodyPr>
+                    </wps:wsp>
+                  </a:graphicData>
+                </a:graphic>
+                <wp14:sizeRelH relativeFrom="margin">
+                  <wp14:pctWidth>0</wp14:pctWidth>
+                </wp14:sizeRelH>
+                <wp14:sizeRelV relativeFrom="margin">
+                  <wp14:pctHeight>0</wp14:pctHeight>
+                </wp14:sizeRelV>
+              </wp:anchor>
+            </w:drawing>
+          </mc:Choice>
+          <mc:Fallback>
+            <w:pict>
+              <v:shape w14:anchorId="1FF5D1F6" id="_x0000_s1028" type="#_x0000_t202" style="position:absolute;margin-left:-22.15pt;margin-top:0;width:476.25pt;height:543.25pt;z-index:251666432;visibility:visible;mso-wrap-style:square;mso-width-percent:0;mso-height-percent:0;mso-wrap-distance-left:9pt;mso-wrap-distance-top:3.6pt;mso-wrap-distance-right:9pt;mso-wrap-distance-bottom:3.6pt;mso-position-horizontal:absolute;mso-position-horizontal-relative:margin;mso-position-vertical:absolute;mso-position-vertical-relative:text;mso-width-percent:0;mso-height-percent:0;mso-width-relative:margin;mso-height-relative:margin;v-text-anchor:top" o:gfxdata="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">
+                <v:textbox>
+                  <w:txbxContent>
+                    <w:p>
+                      <w:pPr>
+                        <w:spacing w:before="100" w:beforeAutospacing="1" w:after="100" w:afterAutospacing="1" w:line="240" w:lineRule="auto"/>
+                      </w:pPr>
+                    </w:p>
+                    <w:p>
+                      <w:pPr>
+                        <w:spacing w:before="100" w:beforeAutospacing="1" w:after="100" w:afterAutospacing="1" w:line="240" w:lineRule="auto"/>
+                      </w:pPr>
+                    </w:p>
+                    <w:p>
+                      <w:pPr>
+                        <w:spacing w:before="100" w:beforeAutospacing="1" w:after="100" w:afterAutospacing="1" w:line="240" w:lineRule="auto"/>
+                      </w:pPr>
+                    </w:p>
+                    <w:p>
+                      <w:pPr>
+                        <w:spacing w:before="100" w:beforeAutospacing="1" w:after="100" w:afterAutospacing="1" w:line="240" w:lineRule="auto"/>
+                      </w:pPr>
+                    </w:p>
+                    <w:p>
+                      <w:pPr>
+                        <w:spacing w:before="100" w:beforeAutospacing="1" w:after="100" w:afterAutospacing="1" w:line="240" w:lineRule="auto"/>
+                      </w:pPr>
+                    </w:p>
+                    <w:p>
+                      <w:pPr>
+                        <w:spacing w:before="100" w:beforeAutospacing="1" w:after="100" w:afterAutospacing="1" w:line="240" w:lineRule="auto"/>
+                      </w:pPr>
+                    </w:p>
+                    <w:p>
+                      <w:pPr>
+                        <w:spacing w:before="100" w:beforeAutospacing="1" w:after="100" w:afterAutospacing="1" w:line="240" w:lineRule="auto"/>
+                      </w:pPr>
+                    </w:p>
+                    <w:p>
+                      <w:pPr>
+                        <w:spacing w:before="100" w:beforeAutospacing="1" w:after="100" w:afterAutospacing="1" w:line="240" w:lineRule="auto"/>
+                      </w:pPr>
+                    </w:p>
+                    <w:p>
+                      <w:pPr>
+                        <w:spacing w:before="100" w:beforeAutospacing="1" w:after="100" w:afterAutospacing="1" w:line="240" w:lineRule="auto"/>
+                      </w:pPr>
+                    </w:p>
+                    <w:p>
+                      <w:pPr>
+                        <w:spacing w:before="100" w:beforeAutospacing="1" w:after="100" w:afterAutospacing="1" w:line="240" w:lineRule="auto"/>
+                      </w:pPr>
+                    </w:p>
+                    <w:p>
+                      <w:pPr>
+                        <w:spacing w:before="100" w:beforeAutospacing="1" w:after="100" w:afterAutospacing="1" w:line="240" w:lineRule="auto"/>
+                      </w:pPr>
+                    </w:p>
+                    <w:p>
+                      <w:pPr>
+                        <w:spacing w:before="100" w:beforeAutospacing="1" w:after="100" w:afterAutospacing="1" w:line="240" w:lineRule="auto"/>
+                      </w:pPr>
+                    </w:p>
+                    <w:p>
+                      <w:pPr>
+                        <w:spacing w:before="100" w:beforeAutospacing="1" w:after="100" w:afterAutospacing="1" w:line="240" w:lineRule="auto"/>
+                      </w:pPr>
+                    </w:p>
+                    <w:p/>
+                  </w:txbxContent>
+                </v:textbox>
+                <w10:wrap type="square" anchorx="margin"/>
+              </v:shape>
+            </w:pict>
+          </mc:Fallback>
+        </mc:AlternateContent>
       </w:r>
       <w:r>
         <w:rPr>
@@ -2037,8 +2886,54 @@
           <w:szCs w:val="24"/>
           <w:lang w:eastAsia="en-GB"/>
         </w:rPr>
-        <w:t>(Marks: 15)</w:t>
-      </w:r>
+        <w:t xml:space="preserve"> </w:t>
+      </w:r>
+      <w:r>
+        <w:rPr>
+          <w:rFonts w:ascii="Times New Roman" w:eastAsia="Times New Roman" w:hAnsi="Times New Roman" w:cs="Times New Roman"/>
+          <w:i/>
+          <w:iCs/>
+          <w:sz w:val="24"/>
+          <w:szCs w:val="24"/>
+          <w:lang w:eastAsia="en-GB"/>
+        </w:rPr>
+        <w:t>(Marks: 15</w:t>
+      </w:r>
+      <w:r>
+        <w:rPr>
+          <w:rFonts w:ascii="Times New Roman" w:eastAsia="Times New Roman" w:hAnsi="Times New Roman" w:cs="Times New Roman"/>
+          <w:i/>
+          <w:iCs/>
+          <w:sz w:val="24"/>
+          <w:szCs w:val="24"/>
+          <w:lang w:eastAsia="en-GB"/>
+        </w:rPr>
+        <w:t xml:space="preserve"> (5 x 3 Marks) </w:t>
+      </w:r>
+      <w:r>
+        <w:rPr>
+          <w:rFonts w:ascii="Times New Roman" w:eastAsia="Times New Roman" w:hAnsi="Times New Roman" w:cs="Times New Roman"/>
+          <w:i/>
+          <w:iCs/>
+          <w:sz w:val="24"/>
+          <w:szCs w:val="24"/>
+          <w:lang w:eastAsia="en-GB"/>
+        </w:rPr>
+        <w:t>)</w:t>
+      </w:r>
+    </w:p>
+    <w:p>
+      <w:pPr>
+        <w:spacing w:before="100" w:beforeAutospacing="1" w:after="100" w:afterAutospacing="1" w:line="240" w:lineRule="auto"/>
+        <w:rPr>
+          <w:rFonts w:ascii="Times New Roman" w:eastAsia="Times New Roman" w:hAnsi="Times New Roman" w:cs="Times New Roman"/>
+          <w:i/>
+          <w:iCs/>
+          <w:sz w:val="24"/>
+          <w:szCs w:val="24"/>
+          <w:lang w:eastAsia="en-GB"/>
+        </w:rPr>
+      </w:pPr>
     </w:p>
     <w:sectPr>
       <w:pgSz w:w="11906" w:h="16838"/>
@@ -2051,8 +2946,412 @@
 </file>
 
 <file path=word/numbering.xml><?xml version="1.0" encoding="utf-8"?>
-<w:numbering xmlns:wpc="http://schemas.microsoft.com/office/word/2010/wordprocessingCanvas" xmlns:cx="http://schemas.microsoft.com/office/drawing/2014/chartex" xmlns:cx1="http://schemas.microsoft.com/office/drawing/2015/9/8/chartex" xmlns:cx2="http://schemas.microsoft.com/office/drawing/2015/10/21/chartex" xmlns:cx3="http://schemas.microsoft.com/office/drawing/2016/5/9/chartex" xmlns:cx4="http://schemas.microsoft.com/office/drawing/2016/5/10/chartex" xmlns:cx5="http://schemas.microsoft.com/office/drawing/2016/5/11/chartex" xmlns:cx6="http://schemas.microsoft.com/office/drawing/2016/5/12/chartex" xmlns:cx7="http://schemas.microsoft.com/office/drawing/2016/5/13/chartex" xmlns:cx8="http://schemas.microsoft.com/office/drawing/2016/5/14/chartex" xmlns:mc="http://schemas.openxmlformats.org/markup-compatibility/2006" xmlns:aink="http://schemas.microsoft.com/office/drawing/2016/ink" xmlns:am3d="http://schemas.microsoft.com/office/drawing/2017/model3d" xmlns:o="urn:schemas-microsoft-com:office:office" xmlns:r="http://schemas.openxmlformats.org/officeDocument/2006/relationships" xmlns:m="http://schemas.openxmlformats.org/officeDocument/2006/math" xmlns:v="urn:schemas-microsoft-com:vml" xmlns:wp14="http://schemas.microsoft.com/office/word/2010/wordprocessingDrawing" xmlns:wp="http://schemas.openxmlformats.org/drawingml/2006/wordprocessingDrawing" xmlns:w10="urn:schemas-microsoft-com:office:word" xmlns:w="http://schemas.openxmlformats.org/wordprocessingml/2006/main" xmlns:w14="http://schemas.microsoft.com/office/word/2010/wordml" xmlns:w15="http://schemas.microsoft.com/office/word/2012/wordml" xmlns:w16cid="http://schemas.microsoft.com/office/word/2016/wordml/cid" xmlns:w16se="http://schemas.microsoft.com/office/word/2015/wordml/symex" xmlns:wpg="http://schemas.microsoft.com/office/word/2010/wordprocessingGroup" xmlns:wpi="http://schemas.microsoft.com/office/word/2010/wordprocessingInk" xmlns:wne="http://schemas.microsoft.com/office/word/2006/wordml" xmlns:wps="http://schemas.microsoft.com/office/word/2010/wordprocessingShape" mc:Ignorable="w14 w15 w16se w16cid wp14">
+<w:numbering xmlns:wpc="http://schemas.microsoft.com/office/word/2010/wordprocessingCanvas" xmlns:cx="http://schemas.microsoft.com/office/drawing/2014/chartex" xmlns:cx1="http://schemas.microsoft.com/office/drawing/2015/9/8/chartex" xmlns:cx2="http://schemas.microsoft.com/office/drawing/2015/10/21/chartex" xmlns:cx3="http://schemas.microsoft.com/office/drawing/2016/5/9/chartex" xmlns:cx4="http://schemas.microsoft.com/office/drawing/2016/5/10/chartex" xmlns:cx5="http://schemas.microsoft.com/office/drawing/2016/5/11/chartex" xmlns:cx6="http://schemas.microsoft.com/office/drawing/2016/5/12/chartex" xmlns:cx7="http://schemas.microsoft.com/office/drawing/2016/5/13/chartex" xmlns:cx8="http://schemas.microsoft.com/office/drawing/2016/5/14/chartex" xmlns:mc="http://schemas.openxmlformats.org/markup-compatibility/2006" xmlns:aink="http://schemas.microsoft.com/office/drawing/2016/ink" xmlns:am3d="http://schemas.microsoft.com/office/drawing/2017/model3d" xmlns:o="urn:schemas-microsoft-com:office:office" xmlns:oel="http://schemas.microsoft.com/office/2019/extlst" xmlns:r="http://schemas.openxmlformats.org/officeDocument/2006/relationships" xmlns:m="http://schemas.openxmlformats.org/officeDocument/2006/math" xmlns:v="urn:schemas-microsoft-com:vml" xmlns:wp14="http://schemas.microsoft.com/office/word/2010/wordprocessingDrawing" xmlns:wp="http://schemas.openxmlformats.org/drawingml/2006/wordprocessingDrawing" xmlns:w10="urn:schemas-microsoft-com:office:word" xmlns:w="http://schemas.openxmlformats.org/wordprocessingml/2006/main" xmlns:w14="http://schemas.microsoft.com/office/word/2010/wordml" xmlns:w15="http://schemas.microsoft.com/office/word/2012/wordml" xmlns:w16cex="http://schemas.microsoft.com/office/word/2018/wordml/cex" xmlns:w16cid="http://schemas.microsoft.com/office/word/2016/wordml/cid" xmlns:w16="http://schemas.microsoft.com/office/word/2018/wordml" xmlns:w16du="http://schemas.microsoft.com/office/word/2023/wordml/word16du" xmlns:w16sdtdh="http://schemas.microsoft.com/office/word/2020/wordml/sdtdatahash" xmlns:w16sdtfl="http://schemas.microsoft.com/office/word/2024/wordml/sdtformatlock" xmlns:w16se="http://schemas.microsoft.com/office/word/2015/wordml/symex" xmlns:wpg="http://schemas.microsoft.com/office/word/2010/wordprocessingGroup" xmlns:wpi="http://schemas.microsoft.com/office/word/2010/wordprocessingInk" xmlns:wne="http://schemas.microsoft.com/office/word/2006/wordml" xmlns:wps="http://schemas.microsoft.com/office/word/2010/wordprocessingShape" mc:Ignorable="w14 w15 w16se w16cid w16 w16cex w16sdtdh w16sdtfl w16du wp14">
   <w:abstractNum w:abstractNumId="0" w15:restartNumberingAfterBreak="0">
+    <w:nsid w:val="07016F40"/>
+    <w:multiLevelType w:val="hybridMultilevel"/>
+    <w:tmpl w:val="13088224"/>
+    <w:lvl w:ilvl="0" w:tplc="A6AA65C0">
+      <w:start w:val="1"/>
+      <w:numFmt w:val="decimal"/>
+      <w:lvlText w:val="%1."/>
+      <w:lvlJc w:val="left"/>
+      <w:pPr>
+        <w:ind w:left="420" w:hanging="360"/>
+      </w:pPr>
+      <w:rPr>
+        <w:rFonts w:hint="default"/>
+      </w:rPr>
+    </w:lvl>
+    <w:lvl w:ilvl="1" w:tplc="08090019" w:tentative="1">
+      <w:start w:val="1"/>
+      <w:numFmt w:val="lowerLetter"/>
+      <w:lvlText w:val="%2."/>
+      <w:lvlJc w:val="left"/>
+      <w:pPr>
+        <w:ind w:left="1140" w:hanging="360"/>
+      </w:pPr>
+    </w:lvl>
+    <w:lvl w:ilvl="2" w:tplc="0809001B" w:tentative="1">
+      <w:start w:val="1"/>
+      <w:numFmt w:val="lowerRoman"/>
+      <w:lvlText w:val="%3."/>
+      <w:lvlJc w:val="right"/>
+      <w:pPr>
+        <w:ind w:left="1860" w:hanging="180"/>
+      </w:pPr>
+    </w:lvl>
+    <w:lvl w:ilvl="3" w:tplc="0809000F" w:tentative="1">
+      <w:start w:val="1"/>
+      <w:numFmt w:val="decimal"/>
+      <w:lvlText w:val="%4."/>
+      <w:lvlJc w:val="left"/>
+      <w:pPr>
+        <w:ind w:left="2580" w:hanging="360"/>
+      </w:pPr>
+    </w:lvl>
+    <w:lvl w:ilvl="4" w:tplc="08090019" w:tentative="1">
+      <w:start w:val="1"/>
+      <w:numFmt w:val="lowerLetter"/>
+      <w:lvlText w:val="%5."/>
+      <w:lvlJc w:val="left"/>
+      <w:pPr>
+        <w:ind w:left="3300" w:hanging="360"/>
+      </w:pPr>
+    </w:lvl>
+    <w:lvl w:ilvl="5" w:tplc="0809001B" w:tentative="1">
+      <w:start w:val="1"/>
+      <w:numFmt w:val="lowerRoman"/>
+      <w:lvlText w:val="%6."/>
+      <w:lvlJc w:val="right"/>
+      <w:pPr>
+        <w:ind w:left="4020" w:hanging="180"/>
+      </w:pPr>
+    </w:lvl>
+    <w:lvl w:ilvl="6" w:tplc="0809000F" w:tentative="1">
+      <w:start w:val="1"/>
+      <w:numFmt w:val="decimal"/>
+      <w:lvlText w:val="%7."/>
+      <w:lvlJc w:val="left"/>
+      <w:pPr>
+        <w:ind w:left="4740" w:hanging="360"/>
+      </w:pPr>
+    </w:lvl>
+    <w:lvl w:ilvl="7" w:tplc="08090019" w:tentative="1">
+      <w:start w:val="1"/>
+      <w:numFmt w:val="lowerLetter"/>
+      <w:lvlText w:val="%8."/>
+      <w:lvlJc w:val="left"/>
+      <w:pPr>
+        <w:ind w:left="5460" w:hanging="360"/>
+      </w:pPr>
+    </w:lvl>
+    <w:lvl w:ilvl="8" w:tplc="0809001B" w:tentative="1">
+      <w:start w:val="1"/>
+      <w:numFmt w:val="lowerRoman"/>
+      <w:lvlText w:val="%9."/>
+      <w:lvlJc w:val="right"/>
+      <w:pPr>
+        <w:ind w:left="6180" w:hanging="180"/>
+      </w:pPr>
+    </w:lvl>
+  </w:abstractNum>
+  <w:abstractNum w:abstractNumId="1" w15:restartNumberingAfterBreak="0">
+    <w:nsid w:val="08100C28"/>
+    <w:multiLevelType w:val="hybridMultilevel"/>
+    <w:tmpl w:val="1680A27C"/>
+    <w:lvl w:ilvl="0" w:tplc="08090001">
+      <w:start w:val="1"/>
+      <w:numFmt w:val="bullet"/>
+      <w:lvlText w:val=""/>
+      <w:lvlJc w:val="left"/>
+      <w:pPr>
+        <w:ind w:left="720" w:hanging="360"/>
+      </w:pPr>
+      <w:rPr>
+        <w:rFonts w:ascii="Symbol" w:hAnsi="Symbol" w:hint="default"/>
+      </w:rPr>
+    </w:lvl>
+    <w:lvl w:ilvl="1" w:tplc="08090003" w:tentative="1">
+      <w:start w:val="1"/>
+      <w:numFmt w:val="bullet"/>
+      <w:lvlText w:val="o"/>
+      <w:lvlJc w:val="left"/>
+      <w:pPr>
+        <w:ind w:left="1440" w:hanging="360"/>
+      </w:pPr>
+      <w:rPr>
+        <w:rFonts w:ascii="Courier New" w:hAnsi="Courier New" w:cs="Courier New" w:hint="default"/>
+      </w:rPr>
+    </w:lvl>
+    <w:lvl w:ilvl="2" w:tplc="08090005" w:tentative="1">
+      <w:start w:val="1"/>
+      <w:numFmt w:val="bullet"/>
+      <w:lvlText w:val=""/>
+      <w:lvlJc w:val="left"/>
+      <w:pPr>
+        <w:ind w:left="2160" w:hanging="360"/>
+      </w:pPr>
+      <w:rPr>
+        <w:rFonts w:ascii="Wingdings" w:hAnsi="Wingdings" w:hint="default"/>
+      </w:rPr>
+    </w:lvl>
+    <w:lvl w:ilvl="3" w:tplc="08090001" w:tentative="1">
+      <w:start w:val="1"/>
+      <w:numFmt w:val="bullet"/>
+      <w:lvlText w:val=""/>
+      <w:lvlJc w:val="left"/>
+      <w:pPr>
+        <w:ind w:left="2880" w:hanging="360"/>
+      </w:pPr>
+      <w:rPr>
+        <w:rFonts w:ascii="Symbol" w:hAnsi="Symbol" w:hint="default"/>
+      </w:rPr>
+    </w:lvl>
+    <w:lvl w:ilvl="4" w:tplc="08090003" w:tentative="1">
+      <w:start w:val="1"/>
+      <w:numFmt w:val="bullet"/>
+      <w:lvlText w:val="o"/>
+      <w:lvlJc w:val="left"/>
+      <w:pPr>
+        <w:ind w:left="3600" w:hanging="360"/>
+      </w:pPr>
+      <w:rPr>
+        <w:rFonts w:ascii="Courier New" w:hAnsi="Courier New" w:cs="Courier New" w:hint="default"/>
+      </w:rPr>
+    </w:lvl>
+    <w:lvl w:ilvl="5" w:tplc="08090005" w:tentative="1">
+      <w:start w:val="1"/>
+      <w:numFmt w:val="bullet"/>
+      <w:lvlText w:val=""/>
+      <w:lvlJc w:val="left"/>
+      <w:pPr>
+        <w:ind w:left="4320" w:hanging="360"/>
+      </w:pPr>
+      <w:rPr>
+        <w:rFonts w:ascii="Wingdings" w:hAnsi="Wingdings" w:hint="default"/>
+      </w:rPr>
+    </w:lvl>
+    <w:lvl w:ilvl="6" w:tplc="08090001" w:tentative="1">
+      <w:start w:val="1"/>
+      <w:numFmt w:val="bullet"/>
+      <w:lvlText w:val=""/>
+      <w:lvlJc w:val="left"/>
+      <w:pPr>
+        <w:ind w:left="5040" w:hanging="360"/>
+      </w:pPr>
+      <w:rPr>
+        <w:rFonts w:ascii="Symbol" w:hAnsi="Symbol" w:hint="default"/>
+      </w:rPr>
+    </w:lvl>
+    <w:lvl w:ilvl="7" w:tplc="08090003" w:tentative="1">
+      <w:start w:val="1"/>
+      <w:numFmt w:val="bullet"/>
+      <w:lvlText w:val="o"/>
+      <w:lvlJc w:val="left"/>
+      <w:pPr>
+        <w:ind w:left="5760" w:hanging="360"/>
+      </w:pPr>
+      <w:rPr>
+        <w:rFonts w:ascii="Courier New" w:hAnsi="Courier New" w:cs="Courier New" w:hint="default"/>
+      </w:rPr>
+    </w:lvl>
+    <w:lvl w:ilvl="8" w:tplc="08090005" w:tentative="1">
+      <w:start w:val="1"/>
+      <w:numFmt w:val="bullet"/>
+      <w:lvlText w:val=""/>
+      <w:lvlJc w:val="left"/>
+      <w:pPr>
+        <w:ind w:left="6480" w:hanging="360"/>
+      </w:pPr>
+      <w:rPr>
+        <w:rFonts w:ascii="Wingdings" w:hAnsi="Wingdings" w:hint="default"/>
+      </w:rPr>
+    </w:lvl>
+  </w:abstractNum>
+  <w:abstractNum w:abstractNumId="2" w15:restartNumberingAfterBreak="0">
+    <w:nsid w:val="29EF6B8F"/>
+    <w:multiLevelType w:val="hybridMultilevel"/>
+    <w:tmpl w:val="337EE9B8"/>
+    <w:lvl w:ilvl="0" w:tplc="A6AA65C0">
+      <w:start w:val="1"/>
+      <w:numFmt w:val="decimal"/>
+      <w:lvlText w:val="%1."/>
+      <w:lvlJc w:val="left"/>
+      <w:pPr>
+        <w:ind w:left="420" w:hanging="360"/>
+      </w:pPr>
+      <w:rPr>
+        <w:rFonts w:hint="default"/>
+      </w:rPr>
+    </w:lvl>
+    <w:lvl w:ilvl="1" w:tplc="08090019" w:tentative="1">
+      <w:start w:val="1"/>
+      <w:numFmt w:val="lowerLetter"/>
+      <w:lvlText w:val="%2."/>
+      <w:lvlJc w:val="left"/>
+      <w:pPr>
+        <w:ind w:left="1440" w:hanging="360"/>
+      </w:pPr>
+    </w:lvl>
+    <w:lvl w:ilvl="2" w:tplc="0809001B" w:tentative="1">
+      <w:start w:val="1"/>
+      <w:numFmt w:val="lowerRoman"/>
+      <w:lvlText w:val="%3."/>
+      <w:lvlJc w:val="right"/>
+      <w:pPr>
+        <w:ind w:left="2160" w:hanging="180"/>
+      </w:pPr>
+    </w:lvl>
+    <w:lvl w:ilvl="3" w:tplc="0809000F" w:tentative="1">
+      <w:start w:val="1"/>
+      <w:numFmt w:val="decimal"/>
+      <w:lvlText w:val="%4."/>
+      <w:lvlJc w:val="left"/>
+      <w:pPr>
+        <w:ind w:left="2880" w:hanging="360"/>
+      </w:pPr>
+    </w:lvl>
+    <w:lvl w:ilvl="4" w:tplc="08090019" w:tentative="1">
+      <w:start w:val="1"/>
+      <w:numFmt w:val="lowerLetter"/>
+      <w:lvlText w:val="%5."/>
+      <w:lvlJc w:val="left"/>
+      <w:pPr>
+        <w:ind w:left="3600" w:hanging="360"/>
+      </w:pPr>
+    </w:lvl>
+    <w:lvl w:ilvl="5" w:tplc="0809001B" w:tentative="1">
+      <w:start w:val="1"/>
+      <w:numFmt w:val="lowerRoman"/>
+      <w:lvlText w:val="%6."/>
+      <w:lvlJc w:val="right"/>
+      <w:pPr>
+        <w:ind w:left="4320" w:hanging="180"/>
+      </w:pPr>
+    </w:lvl>
+    <w:lvl w:ilvl="6" w:tplc="0809000F" w:tentative="1">
+      <w:start w:val="1"/>
+      <w:numFmt w:val="decimal"/>
+      <w:lvlText w:val="%7."/>
+      <w:lvlJc w:val="left"/>
+      <w:pPr>
+        <w:ind w:left="5040" w:hanging="360"/>
+      </w:pPr>
+    </w:lvl>
+    <w:lvl w:ilvl="7" w:tplc="08090019" w:tentative="1">
+      <w:start w:val="1"/>
+      <w:numFmt w:val="lowerLetter"/>
+      <w:lvlText w:val="%8."/>
+      <w:lvlJc w:val="left"/>
+      <w:pPr>
+        <w:ind w:left="5760" w:hanging="360"/>
+      </w:pPr>
+    </w:lvl>
+    <w:lvl w:ilvl="8" w:tplc="0809001B" w:tentative="1">
+      <w:start w:val="1"/>
+      <w:numFmt w:val="lowerRoman"/>
+      <w:lvlText w:val="%9."/>
+      <w:lvlJc w:val="right"/>
+      <w:pPr>
+        <w:ind w:left="6480" w:hanging="180"/>
+      </w:pPr>
+    </w:lvl>
+  </w:abstractNum>
+  <w:abstractNum w:abstractNumId="3" w15:restartNumberingAfterBreak="0">
+    <w:nsid w:val="2A651266"/>
+    <w:multiLevelType w:val="multilevel"/>
+    <w:tmpl w:val="F7564942"/>
+    <w:lvl w:ilvl="0">
+      <w:start w:val="2"/>
+      <w:numFmt w:val="decimal"/>
+      <w:lvlText w:val="%1"/>
+      <w:lvlJc w:val="left"/>
+      <w:pPr>
+        <w:ind w:left="360" w:hanging="360"/>
+      </w:pPr>
+      <w:rPr>
+        <w:rFonts w:hint="default"/>
+      </w:rPr>
+    </w:lvl>
+    <w:lvl w:ilvl="1">
+      <w:start w:val="1"/>
+      <w:numFmt w:val="decimal"/>
+      <w:lvlText w:val="%1.%2"/>
+      <w:lvlJc w:val="left"/>
+      <w:pPr>
+        <w:ind w:left="360" w:hanging="360"/>
+      </w:pPr>
+      <w:rPr>
+        <w:rFonts w:hint="default"/>
+      </w:rPr>
+    </w:lvl>
+    <w:lvl w:ilvl="2">
+      <w:start w:val="1"/>
+      <w:numFmt w:val="decimal"/>
+      <w:lvlText w:val="%1.%2.%3"/>
+      <w:lvlJc w:val="left"/>
+      <w:pPr>
+        <w:ind w:left="720" w:hanging="720"/>
+      </w:pPr>
+      <w:rPr>
+        <w:rFonts w:hint="default"/>
+      </w:rPr>
+    </w:lvl>
+    <w:lvl w:ilvl="3">
+      <w:start w:val="1"/>
+      <w:numFmt w:val="decimal"/>
+      <w:lvlText w:val="%1.%2.%3.%4"/>
+      <w:lvlJc w:val="left"/>
+      <w:pPr>
+        <w:ind w:left="720" w:hanging="720"/>
+      </w:pPr>
+      <w:rPr>
+        <w:rFonts w:hint="default"/>
+      </w:rPr>
+    </w:lvl>
+    <w:lvl w:ilvl="4">
+      <w:start w:val="1"/>
+      <w:numFmt w:val="decimal"/>
+      <w:lvlText w:val="%1.%2.%3.%4.%5"/>
+      <w:lvlJc w:val="left"/>
+      <w:pPr>
+        <w:ind w:left="1080" w:hanging="1080"/>
+      </w:pPr>
+      <w:rPr>
+        <w:rFonts w:hint="default"/>
+      </w:rPr>
+    </w:lvl>
+    <w:lvl w:ilvl="5">
+      <w:start w:val="1"/>
+      <w:numFmt w:val="decimal"/>
+      <w:lvlText w:val="%1.%2.%3.%4.%5.%6"/>
+      <w:lvlJc w:val="left"/>
+      <w:pPr>
+        <w:ind w:left="1080" w:hanging="1080"/>
+      </w:pPr>
+      <w:rPr>
+        <w:rFonts w:hint="default"/>
+      </w:rPr>
+    </w:lvl>
+    <w:lvl w:ilvl="6">
+      <w:start w:val="1"/>
+      <w:numFmt w:val="decimal"/>
+      <w:lvlText w:val="%1.%2.%3.%4.%5.%6.%7"/>
+      <w:lvlJc w:val="left"/>
+      <w:pPr>
+        <w:ind w:left="1440" w:hanging="1440"/>
+      </w:pPr>
+      <w:rPr>
+        <w:rFonts w:hint="default"/>
+      </w:rPr>
+    </w:lvl>
+    <w:lvl w:ilvl="7">
+      <w:start w:val="1"/>
+      <w:numFmt w:val="decimal"/>
+      <w:lvlText w:val="%1.%2.%3.%4.%5.%6.%7.%8"/>
+      <w:lvlJc w:val="left"/>
+      <w:pPr>
+        <w:ind w:left="1440" w:hanging="1440"/>
+      </w:pPr>
+      <w:rPr>
+        <w:rFonts w:hint="default"/>
+      </w:rPr>
+    </w:lvl>
+    <w:lvl w:ilvl="8">
+      <w:start w:val="1"/>
+      <w:numFmt w:val="decimal"/>
+      <w:lvlText w:val="%1.%2.%3.%4.%5.%6.%7.%8.%9"/>
+      <w:lvlJc w:val="left"/>
+      <w:pPr>
+        <w:ind w:left="1800" w:hanging="1800"/>
+      </w:pPr>
+      <w:rPr>
+        <w:rFonts w:hint="default"/>
+      </w:rPr>
+    </w:lvl>
+  </w:abstractNum>
+  <w:abstractNum w:abstractNumId="4" w15:restartNumberingAfterBreak="0">
     <w:nsid w:val="3254756C"/>
     <w:multiLevelType w:val="hybridMultilevel"/>
     <w:tmpl w:val="DFF2014A"/>
@@ -2165,7 +3464,7 @@
       </w:rPr>
     </w:lvl>
   </w:abstractNum>
-  <w:abstractNum w:abstractNumId="1" w15:restartNumberingAfterBreak="0">
+  <w:abstractNum w:abstractNumId="5" w15:restartNumberingAfterBreak="0">
     <w:nsid w:val="39430234"/>
     <w:multiLevelType w:val="hybridMultilevel"/>
     <w:tmpl w:val="54A6CE4A"/>
@@ -2278,7 +3577,7 @@
       </w:rPr>
     </w:lvl>
   </w:abstractNum>
-  <w:abstractNum w:abstractNumId="2" w15:restartNumberingAfterBreak="0">
+  <w:abstractNum w:abstractNumId="6" w15:restartNumberingAfterBreak="0">
     <w:nsid w:val="435D0EA2"/>
     <w:multiLevelType w:val="multilevel"/>
     <w:tmpl w:val="2578D7BA"/>
@@ -2427,7 +3726,7 @@
       </w:rPr>
     </w:lvl>
   </w:abstractNum>
-  <w:abstractNum w:abstractNumId="3" w15:restartNumberingAfterBreak="0">
+  <w:abstractNum w:abstractNumId="7" w15:restartNumberingAfterBreak="0">
     <w:nsid w:val="45842D96"/>
     <w:multiLevelType w:val="hybridMultilevel"/>
     <w:tmpl w:val="35D47CE8"/>
@@ -2540,7 +3839,120 @@
       </w:rPr>
     </w:lvl>
   </w:abstractNum>
-  <w:abstractNum w:abstractNumId="4" w15:restartNumberingAfterBreak="0">
+  <w:abstractNum w:abstractNumId="8" w15:restartNumberingAfterBreak="0">
+    <w:nsid w:val="45EB003F"/>
+    <w:multiLevelType w:val="multilevel"/>
+    <w:tmpl w:val="2D1CDF3E"/>
+    <w:lvl w:ilvl="0">
+      <w:start w:val="4"/>
+      <w:numFmt w:val="decimal"/>
+      <w:lvlText w:val="%1"/>
+      <w:lvlJc w:val="left"/>
+      <w:pPr>
+        <w:ind w:left="360" w:hanging="360"/>
+      </w:pPr>
+      <w:rPr>
+        <w:rFonts w:hint="default"/>
+      </w:rPr>
+    </w:lvl>
+    <w:lvl w:ilvl="1">
+      <w:start w:val="1"/>
+      <w:numFmt w:val="decimal"/>
+      <w:lvlText w:val="%1.%2"/>
+      <w:lvlJc w:val="left"/>
+      <w:pPr>
+        <w:ind w:left="780" w:hanging="360"/>
+      </w:pPr>
+      <w:rPr>
+        <w:rFonts w:hint="default"/>
+      </w:rPr>
+    </w:lvl>
+    <w:lvl w:ilvl="2">
+      <w:start w:val="1"/>
+      <w:numFmt w:val="decimal"/>
+      <w:lvlText w:val="%1.%2.%3"/>
+      <w:lvlJc w:val="left"/>
+      <w:pPr>
+        <w:ind w:left="1560" w:hanging="720"/>
+      </w:pPr>
+      <w:rPr>
+        <w:rFonts w:hint="default"/>
+      </w:rPr>
+    </w:lvl>
+    <w:lvl w:ilvl="3">
+      <w:start w:val="1"/>
+      <w:numFmt w:val="decimal"/>
+      <w:lvlText w:val="%1.%2.%3.%4"/>
+      <w:lvlJc w:val="left"/>
+      <w:pPr>
+        <w:ind w:left="1980" w:hanging="720"/>
+      </w:pPr>
+      <w:rPr>
+        <w:rFonts w:hint="default"/>
+      </w:rPr>
+    </w:lvl>
+    <w:lvl w:ilvl="4">
+      <w:start w:val="1"/>
+      <w:numFmt w:val="decimal"/>
+      <w:lvlText w:val="%1.%2.%3.%4.%5"/>
+      <w:lvlJc w:val="left"/>
+      <w:pPr>
+        <w:ind w:left="2760" w:hanging="1080"/>
+      </w:pPr>
+      <w:rPr>
+        <w:rFonts w:hint="default"/>
+      </w:rPr>
+    </w:lvl>
+    <w:lvl w:ilvl="5">
+      <w:start w:val="1"/>
+      <w:numFmt w:val="decimal"/>
+      <w:lvlText w:val="%1.%2.%3.%4.%5.%6"/>
+      <w:lvlJc w:val="left"/>
+      <w:pPr>
+        <w:ind w:left="3180" w:hanging="1080"/>
+      </w:pPr>
+      <w:rPr>
+        <w:rFonts w:hint="default"/>
+      </w:rPr>
+    </w:lvl>
+    <w:lvl w:ilvl="6">
+      <w:start w:val="1"/>
+      <w:numFmt w:val="decimal"/>
+      <w:lvlText w:val="%1.%2.%3.%4.%5.%6.%7"/>
+      <w:lvlJc w:val="left"/>
+      <w:pPr>
+        <w:ind w:left="3960" w:hanging="1440"/>
+      </w:pPr>
+      <w:rPr>
+        <w:rFonts w:hint="default"/>
+      </w:rPr>
+    </w:lvl>
+    <w:lvl w:ilvl="7">
+      <w:start w:val="1"/>
+      <w:numFmt w:val="decimal"/>
+      <w:lvlText w:val="%1.%2.%3.%4.%5.%6.%7.%8"/>
+      <w:lvlJc w:val="left"/>
+      <w:pPr>
+        <w:ind w:left="4380" w:hanging="1440"/>
+      </w:pPr>
+      <w:rPr>
+        <w:rFonts w:hint="default"/>
+      </w:rPr>
+    </w:lvl>
+    <w:lvl w:ilvl="8">
+      <w:start w:val="1"/>
+      <w:numFmt w:val="decimal"/>
+      <w:lvlText w:val="%1.%2.%3.%4.%5.%6.%7.%8.%9"/>
+      <w:lvlJc w:val="left"/>
+      <w:pPr>
+        <w:ind w:left="5160" w:hanging="1800"/>
+      </w:pPr>
+      <w:rPr>
+        <w:rFonts w:hint="default"/>
+      </w:rPr>
+    </w:lvl>
+  </w:abstractNum>
+  <w:abstractNum w:abstractNumId="9" w15:restartNumberingAfterBreak="0">
     <w:nsid w:val="51573F7B"/>
     <w:multiLevelType w:val="multilevel"/>
     <w:tmpl w:val="42E6DE82"/>
@@ -2689,7 +4101,120 @@
       </w:rPr>
     </w:lvl>
   </w:abstractNum>
-  <w:abstractNum w:abstractNumId="5" w15:restartNumberingAfterBreak="0">
+  <w:abstractNum w:abstractNumId="10" w15:restartNumberingAfterBreak="0">
+    <w:nsid w:val="54CE1EAA"/>
+    <w:multiLevelType w:val="multilevel"/>
+    <w:tmpl w:val="15E8E316"/>
+    <w:lvl w:ilvl="0">
+      <w:start w:val="2"/>
+      <w:numFmt w:val="decimal"/>
+      <w:lvlText w:val="%1"/>
+      <w:lvlJc w:val="left"/>
+      <w:pPr>
+        <w:ind w:left="360" w:hanging="360"/>
+      </w:pPr>
+      <w:rPr>
+        <w:rFonts w:hint="default"/>
+      </w:rPr>
+    </w:lvl>
+    <w:lvl w:ilvl="1">
+      <w:start w:val="3"/>
+      <w:numFmt w:val="decimal"/>
+      <w:lvlText w:val="%1.%2"/>
+      <w:lvlJc w:val="left"/>
+      <w:pPr>
+        <w:ind w:left="360" w:hanging="360"/>
+      </w:pPr>
+      <w:rPr>
+        <w:rFonts w:hint="default"/>
+      </w:rPr>
+    </w:lvl>
+    <w:lvl w:ilvl="2">
+      <w:start w:val="1"/>
+      <w:numFmt w:val="decimal"/>
+      <w:lvlText w:val="%1.%2.%3"/>
+      <w:lvlJc w:val="left"/>
+      <w:pPr>
+        <w:ind w:left="720" w:hanging="720"/>
+      </w:pPr>
+      <w:rPr>
+        <w:rFonts w:hint="default"/>
+      </w:rPr>
+    </w:lvl>
+    <w:lvl w:ilvl="3">
+      <w:start w:val="1"/>
+      <w:numFmt w:val="decimal"/>
+      <w:lvlText w:val="%1.%2.%3.%4"/>
+      <w:lvlJc w:val="left"/>
+      <w:pPr>
+        <w:ind w:left="720" w:hanging="720"/>
+      </w:pPr>
+      <w:rPr>
+        <w:rFonts w:hint="default"/>
+      </w:rPr>
+    </w:lvl>
+    <w:lvl w:ilvl="4">
+      <w:start w:val="1"/>
+      <w:numFmt w:val="decimal"/>
+      <w:lvlText w:val="%1.%2.%3.%4.%5"/>
+      <w:lvlJc w:val="left"/>
+      <w:pPr>
+        <w:ind w:left="1080" w:hanging="1080"/>
+      </w:pPr>
+      <w:rPr>
+        <w:rFonts w:hint="default"/>
+      </w:rPr>
+    </w:lvl>
+    <w:lvl w:ilvl="5">
+      <w:start w:val="1"/>
+      <w:numFmt w:val="decimal"/>
+      <w:lvlText w:val="%1.%2.%3.%4.%5.%6"/>
+      <w:lvlJc w:val="left"/>
+      <w:pPr>
+        <w:ind w:left="1080" w:hanging="1080"/>
+      </w:pPr>
+      <w:rPr>
+        <w:rFonts w:hint="default"/>
+      </w:rPr>
+    </w:lvl>
+    <w:lvl w:ilvl="6">
+      <w:start w:val="1"/>
+      <w:numFmt w:val="decimal"/>
+      <w:lvlText w:val="%1.%2.%3.%4.%5.%6.%7"/>
+      <w:lvlJc w:val="left"/>
+      <w:pPr>
+        <w:ind w:left="1440" w:hanging="1440"/>
+      </w:pPr>
+      <w:rPr>
+        <w:rFonts w:hint="default"/>
+      </w:rPr>
+    </w:lvl>
+    <w:lvl w:ilvl="7">
+      <w:start w:val="1"/>
+      <w:numFmt w:val="decimal"/>
+      <w:lvlText w:val="%1.%2.%3.%4.%5.%6.%7.%8"/>
+      <w:lvlJc w:val="left"/>
+      <w:pPr>
+        <w:ind w:left="1440" w:hanging="1440"/>
+      </w:pPr>
+      <w:rPr>
+        <w:rFonts w:hint="default"/>
+      </w:rPr>
+    </w:lvl>
+    <w:lvl w:ilvl="8">
+      <w:start w:val="1"/>
+      <w:numFmt w:val="decimal"/>
+      <w:lvlText w:val="%1.%2.%3.%4.%5.%6.%7.%8.%9"/>
+      <w:lvlJc w:val="left"/>
+      <w:pPr>
+        <w:ind w:left="1800" w:hanging="1800"/>
+      </w:pPr>
+      <w:rPr>
+        <w:rFonts w:hint="default"/>
+      </w:rPr>
+    </w:lvl>
+  </w:abstractNum>
+  <w:abstractNum w:abstractNumId="11" w15:restartNumberingAfterBreak="0">
     <w:nsid w:val="5E604A05"/>
     <w:multiLevelType w:val="multilevel"/>
     <w:tmpl w:val="C8981336"/>
@@ -2838,7 +4363,120 @@
       </w:rPr>
     </w:lvl>
   </w:abstractNum>
-  <w:abstractNum w:abstractNumId="6" w15:restartNumberingAfterBreak="0">
+  <w:abstractNum w:abstractNumId="12" w15:restartNumberingAfterBreak="0">
+    <w:nsid w:val="64ED3141"/>
+    <w:multiLevelType w:val="multilevel"/>
+    <w:tmpl w:val="72524AA2"/>
+    <w:lvl w:ilvl="0">
+      <w:start w:val="2"/>
+      <w:numFmt w:val="decimal"/>
+      <w:lvlText w:val="%1."/>
+      <w:lvlJc w:val="left"/>
+      <w:pPr>
+        <w:ind w:left="360" w:hanging="360"/>
+      </w:pPr>
+      <w:rPr>
+        <w:rFonts w:hint="default"/>
+      </w:rPr>
+    </w:lvl>
+    <w:lvl w:ilvl="1">
+      <w:start w:val="2"/>
+      <w:numFmt w:val="decimal"/>
+      <w:lvlText w:val="%1.%2."/>
+      <w:lvlJc w:val="left"/>
+      <w:pPr>
+        <w:ind w:left="360" w:hanging="360"/>
+      </w:pPr>
+      <w:rPr>
+        <w:rFonts w:hint="default"/>
+      </w:rPr>
+    </w:lvl>
+    <w:lvl w:ilvl="2">
+      <w:start w:val="1"/>
+      <w:numFmt w:val="decimal"/>
+      <w:lvlText w:val="%1.%2.%3."/>
+      <w:lvlJc w:val="left"/>
+      <w:pPr>
+        <w:ind w:left="720" w:hanging="720"/>
+      </w:pPr>
+      <w:rPr>
+        <w:rFonts w:hint="default"/>
+      </w:rPr>
+    </w:lvl>
+    <w:lvl w:ilvl="3">
+      <w:start w:val="1"/>
+      <w:numFmt w:val="decimal"/>
+      <w:lvlText w:val="%1.%2.%3.%4."/>
+      <w:lvlJc w:val="left"/>
+      <w:pPr>
+        <w:ind w:left="720" w:hanging="720"/>
+      </w:pPr>
+      <w:rPr>
+        <w:rFonts w:hint="default"/>
+      </w:rPr>
+    </w:lvl>
+    <w:lvl w:ilvl="4">
+      <w:start w:val="1"/>
+      <w:numFmt w:val="decimal"/>
+      <w:lvlText w:val="%1.%2.%3.%4.%5."/>
+      <w:lvlJc w:val="left"/>
+      <w:pPr>
+        <w:ind w:left="1080" w:hanging="1080"/>
+      </w:pPr>
+      <w:rPr>
+        <w:rFonts w:hint="default"/>
+      </w:rPr>
+    </w:lvl>
+    <w:lvl w:ilvl="5">
+      <w:start w:val="1"/>
+      <w:numFmt w:val="decimal"/>
+      <w:lvlText w:val="%1.%2.%3.%4.%5.%6."/>
+      <w:lvlJc w:val="left"/>
+      <w:pPr>
+        <w:ind w:left="1080" w:hanging="1080"/>
+      </w:pPr>
+      <w:rPr>
+        <w:rFonts w:hint="default"/>
+      </w:rPr>
+    </w:lvl>
+    <w:lvl w:ilvl="6">
+      <w:start w:val="1"/>
+      <w:numFmt w:val="decimal"/>
+      <w:lvlText w:val="%1.%2.%3.%4.%5.%6.%7."/>
+      <w:lvlJc w:val="left"/>
+      <w:pPr>
+        <w:ind w:left="1440" w:hanging="1440"/>
+      </w:pPr>
+      <w:rPr>
+        <w:rFonts w:hint="default"/>
+      </w:rPr>
+    </w:lvl>
+    <w:lvl w:ilvl="7">
+      <w:start w:val="1"/>
+      <w:numFmt w:val="decimal"/>
+      <w:lvlText w:val="%1.%2.%3.%4.%5.%6.%7.%8."/>
+      <w:lvlJc w:val="left"/>
+      <w:pPr>
+        <w:ind w:left="1440" w:hanging="1440"/>
+      </w:pPr>
+      <w:rPr>
+        <w:rFonts w:hint="default"/>
+      </w:rPr>
+    </w:lvl>
+    <w:lvl w:ilvl="8">
+      <w:start w:val="1"/>
+      <w:numFmt w:val="decimal"/>
+      <w:lvlText w:val="%1.%2.%3.%4.%5.%6.%7.%8.%9."/>
+      <w:lvlJc w:val="left"/>
+      <w:pPr>
+        <w:ind w:left="1800" w:hanging="1800"/>
+      </w:pPr>
+      <w:rPr>
+        <w:rFonts w:hint="default"/>
+      </w:rPr>
+    </w:lvl>
+  </w:abstractNum>
+  <w:abstractNum w:abstractNumId="13" w15:restartNumberingAfterBreak="0">
     <w:nsid w:val="6FE02AC2"/>
     <w:multiLevelType w:val="multilevel"/>
     <w:tmpl w:val="2F7871D0"/>
@@ -2987,7 +4625,7 @@
       </w:rPr>
     </w:lvl>
   </w:abstractNum>
-  <w:abstractNum w:abstractNumId="7" w15:restartNumberingAfterBreak="0">
+  <w:abstractNum w:abstractNumId="14" w15:restartNumberingAfterBreak="0">
     <w:nsid w:val="70996BDB"/>
     <w:multiLevelType w:val="multilevel"/>
     <w:tmpl w:val="2424C958"/>
@@ -3136,35 +4774,56 @@
       </w:rPr>
     </w:lvl>
   </w:abstractNum>
-  <w:num w:numId="1">
+  <w:num w:numId="1" w16cid:durableId="1507162027">
+    <w:abstractNumId w:val="14"/>
+  </w:num>
+  <w:num w:numId="2" w16cid:durableId="101196216">
+    <w:abstractNumId w:val="13"/>
+  </w:num>
+  <w:num w:numId="3" w16cid:durableId="1575623067">
+    <w:abstractNumId w:val="9"/>
+  </w:num>
+  <w:num w:numId="4" w16cid:durableId="1188984337">
+    <w:abstractNumId w:val="11"/>
+  </w:num>
+  <w:num w:numId="5" w16cid:durableId="162430266">
+    <w:abstractNumId w:val="6"/>
+  </w:num>
+  <w:num w:numId="6" w16cid:durableId="1446804784">
+    <w:abstractNumId w:val="4"/>
+  </w:num>
+  <w:num w:numId="7" w16cid:durableId="1066999817">
     <w:abstractNumId w:val="7"/>
   </w:num>
-  <w:num w:numId="2">
-    <w:abstractNumId w:val="6"/>
-  </w:num>
-  <w:num w:numId="3">
-    <w:abstractNumId w:val="4"/>
-  </w:num>
-  <w:num w:numId="4">
+  <w:num w:numId="8" w16cid:durableId="1379890075">
     <w:abstractNumId w:val="5"/>
   </w:num>
-  <w:num w:numId="5">
+  <w:num w:numId="9" w16cid:durableId="1596981999">
+    <w:abstractNumId w:val="12"/>
+  </w:num>
+  <w:num w:numId="10" w16cid:durableId="882399909">
+    <w:abstractNumId w:val="10"/>
+  </w:num>
+  <w:num w:numId="11" w16cid:durableId="1544902893">
+    <w:abstractNumId w:val="3"/>
+  </w:num>
+  <w:num w:numId="12" w16cid:durableId="24642659">
+    <w:abstractNumId w:val="1"/>
+  </w:num>
+  <w:num w:numId="13" w16cid:durableId="1837261915">
+    <w:abstractNumId w:val="0"/>
+  </w:num>
+  <w:num w:numId="14" w16cid:durableId="692265850">
     <w:abstractNumId w:val="2"/>
   </w:num>
-  <w:num w:numId="6">
-    <w:abstractNumId w:val="0"/>
-  </w:num>
-  <w:num w:numId="7">
-    <w:abstractNumId w:val="3"/>
-  </w:num>
-  <w:num w:numId="8">
-    <w:abstractNumId w:val="1"/>
+  <w:num w:numId="15" w16cid:durableId="1865636075">
+    <w:abstractNumId w:val="8"/>
   </w:num>
 </w:numbering>
 </file>
 
 <file path=word/styles.xml><?xml version="1.0" encoding="utf-8"?>
-<w:styles xmlns:mc="http://schemas.openxmlformats.org/markup-compatibility/2006" xmlns:r="http://schemas.openxmlformats.org/officeDocument/2006/relationships" xmlns:w="http://schemas.openxmlformats.org/wordprocessingml/2006/main" xmlns:w14="http://schemas.microsoft.com/office/word/2010/wordml" xmlns:w15="http://schemas.microsoft.com/office/word/2012/wordml" xmlns:w16cid="http://schemas.microsoft.com/office/word/2016/wordml/cid" xmlns:w16se="http://schemas.microsoft.com/office/word/2015/wordml/symex" mc:Ignorable="w14 w15 w16se w16cid">
+<w:styles xmlns:mc="http://schemas.openxmlformats.org/markup-compatibility/2006" xmlns:r="http://schemas.openxmlformats.org/officeDocument/2006/relationships" xmlns:w="http://schemas.openxmlformats.org/wordprocessingml/2006/main" xmlns:w14="http://schemas.microsoft.com/office/word/2010/wordml" xmlns:w15="http://schemas.microsoft.com/office/word/2012/wordml" xmlns:w16cex="http://schemas.microsoft.com/office/word/2018/wordml/cex" xmlns:w16cid="http://schemas.microsoft.com/office/word/2016/wordml/cid" xmlns:w16="http://schemas.microsoft.com/office/word/2018/wordml" xmlns:w16du="http://schemas.microsoft.com/office/word/2023/wordml/word16du" xmlns:w16sdtdh="http://schemas.microsoft.com/office/word/2020/wordml/sdtdatahash" xmlns:w16sdtfl="http://schemas.microsoft.com/office/word/2024/wordml/sdtformatlock" xmlns:w16se="http://schemas.microsoft.com/office/word/2015/wordml/symex" mc:Ignorable="w14 w15 w16se w16cid w16 w16cex w16sdtdh w16sdtfl w16du">
   <w:docDefaults>
     <w:rPrDefault>
       <w:rPr>
@@ -3180,7 +4839,7 @@
       </w:pPr>
     </w:pPrDefault>
   </w:docDefaults>
-  <w:latentStyles w:defLockedState="0" w:defUIPriority="99" w:defSemiHidden="0" w:defUnhideWhenUsed="0" w:defQFormat="0" w:count="375">
+  <w:latentStyles w:defLockedState="0" w:defUIPriority="99" w:defSemiHidden="0" w:defUnhideWhenUsed="0" w:defQFormat="0" w:count="376">
     <w:lsdException w:name="Normal" w:uiPriority="0" w:qFormat="1"/>
     <w:lsdException w:name="heading 1" w:uiPriority="9" w:qFormat="1"/>
     <w:lsdException w:name="heading 2" w:semiHidden="1" w:uiPriority="9" w:unhideWhenUsed="1" w:qFormat="1"/>
@@ -3556,6 +5215,7 @@
     <w:lsdException w:name="Smart Hyperlink" w:semiHidden="1" w:unhideWhenUsed="1"/>
     <w:lsdException w:name="Hashtag" w:semiHidden="1" w:unhideWhenUsed="1"/>
     <w:lsdException w:name="Unresolved Mention" w:semiHidden="1" w:unhideWhenUsed="1"/>
+    <w:lsdException w:name="Smart Link" w:semiHidden="1" w:unhideWhenUsed="1"/>
   </w:latentStyles>
   <w:style w:type="paragraph" w:default="1" w:styleId="Normal">
     <w:name w:val="Normal"/>
@@ -4146,18 +5806,18 @@
 </file>
 
 <file path=customXml/item2.xml><?xml version="1.0" encoding="utf-8"?>
+<p:properties xmlns:p="http://schemas.microsoft.com/office/2006/metadata/properties" xmlns:xsi="http://www.w3.org/2001/XMLSchema-instance" xmlns:pc="http://schemas.microsoft.com/office/infopath/2007/PartnerControls">
+  <documentManagement/>
+</p:properties>
+</file>
+
+<file path=customXml/item3.xml><?xml version="1.0" encoding="utf-8"?>
 <?mso-contentType ?>
 <FormTemplates xmlns="http://schemas.microsoft.com/sharepoint/v3/contenttype/forms">
   <Display>DocumentLibraryForm</Display>
   <Edit>DocumentLibraryForm</Edit>
   <New>DocumentLibraryForm</New>
 </FormTemplates>
-</file>
-
-<file path=customXml/item3.xml><?xml version="1.0" encoding="utf-8"?>
-<p:properties xmlns:p="http://schemas.microsoft.com/office/2006/metadata/properties" xmlns:xsi="http://www.w3.org/2001/XMLSchema-instance" xmlns:pc="http://schemas.microsoft.com/office/infopath/2007/PartnerControls">
-  <documentManagement/>
-</p:properties>
 </file>
 
 <file path=customXml/itemProps1.xml><?xml version="1.0" encoding="utf-8"?>
@@ -4179,25 +5839,18 @@
 </file>
 
 <file path=customXml/itemProps2.xml><?xml version="1.0" encoding="utf-8"?>
+<ds:datastoreItem xmlns:ds="http://schemas.openxmlformats.org/officeDocument/2006/customXml" ds:itemID="{AD498B32-3373-4194-BBD2-0E908A0F76AB}">
+  <ds:schemaRefs>
+    <ds:schemaRef ds:uri="http://schemas.microsoft.com/office/2006/metadata/properties"/>
+    <ds:schemaRef ds:uri="http://schemas.microsoft.com/office/infopath/2007/PartnerControls"/>
+  </ds:schemaRefs>
+</ds:datastoreItem>
+</file>
+
+<file path=customXml/itemProps3.xml><?xml version="1.0" encoding="utf-8"?>
 <ds:datastoreItem xmlns:ds="http://schemas.openxmlformats.org/officeDocument/2006/customXml" ds:itemID="{D3028D50-452E-4172-8D08-307FB2655271}">
   <ds:schemaRefs>
     <ds:schemaRef ds:uri="http://schemas.microsoft.com/sharepoint/v3/contenttype/forms"/>
   </ds:schemaRefs>
 </ds:datastoreItem>
-</file>
-
-<file path=customXml/itemProps3.xml><?xml version="1.0" encoding="utf-8"?>
-<ds:datastoreItem xmlns:ds="http://schemas.openxmlformats.org/officeDocument/2006/customXml" ds:itemID="{AD498B32-3373-4194-BBD2-0E908A0F76AB}">
-  <ds:schemaRefs>
-    <ds:schemaRef ds:uri="http://www.w3.org/XML/1998/namespace"/>
-    <ds:schemaRef ds:uri="d71ff2ac-62c7-44d6-abd7-1383af8796a8"/>
-    <ds:schemaRef ds:uri="http://purl.org/dc/terms/"/>
-    <ds:schemaRef ds:uri="http://schemas.microsoft.com/office/2006/documentManagement/types"/>
-    <ds:schemaRef ds:uri="http://schemas.openxmlformats.org/package/2006/metadata/core-properties"/>
-    <ds:schemaRef ds:uri="http://purl.org/dc/dcmitype/"/>
-    <ds:schemaRef ds:uri="http://schemas.microsoft.com/office/2006/metadata/properties"/>
-    <ds:schemaRef ds:uri="http://purl.org/dc/elements/1.1/"/>
-    <ds:schemaRef ds:uri="http://schemas.microsoft.com/office/infopath/2007/PartnerControls"/>
-  </ds:schemaRefs>
-</ds:datastoreItem>
 </file>
--- a/admin/sampleLongQuestion.docx
+++ b/admin/sampleLongQuestion.docx
@@ -89,7 +89,7 @@
           <w:szCs w:val="24"/>
           <w:lang w:eastAsia="en-GB"/>
         </w:rPr>
-        <w:pict w14:anchorId="36C31074">
+        <w:pict w14:anchorId="121FB8C0">
           <v:rect id="_x0000_i1028" alt="" style="width:451.3pt;height:.05pt;mso-width-percent:0;mso-height-percent:0;mso-width-percent:0;mso-height-percent:0" o:hralign="center" o:hrstd="t" o:hr="t" fillcolor="#a0a0a0" stroked="f"/>
         </w:pict>
       </w:r>
@@ -765,7 +765,7 @@
           <w:lang w:eastAsia="en-GB"/>
         </w:rPr>
         <w:lastRenderedPageBreak/>
-        <w:pict w14:anchorId="6E75561C">
+        <w:pict w14:anchorId="34DFF818">
           <v:rect id="_x0000_i1027" alt="" style="width:451.3pt;height:.05pt;mso-width-percent:0;mso-height-percent:0;mso-width-percent:0;mso-height-percent:0" o:hralign="center" o:hrstd="t" o:hr="t" fillcolor="#a0a0a0" stroked="f"/>
         </w:pict>
       </w:r>
@@ -1607,7 +1607,7 @@
                     <pic:cNvPicPr/>
                   </pic:nvPicPr>
                   <pic:blipFill>
-                    <a:blip r:embed="rId8">
+                    <a:blip r:embed="rId10">
                       <a:extLst>
                         <a:ext uri="{28A0092B-C50C-407E-A947-70E740481C1C}">
                           <a14:useLocalDpi xmlns:a14="http://schemas.microsoft.com/office/drawing/2010/main" val="0"/>
@@ -1647,7 +1647,7 @@
           <w:szCs w:val="24"/>
           <w:lang w:eastAsia="en-GB"/>
         </w:rPr>
-        <w:pict w14:anchorId="6D57514E">
+        <w:pict w14:anchorId="2EF29EAF">
           <v:rect id="_x0000_i1026" alt="" style="width:451.3pt;height:.05pt;mso-width-percent:0;mso-height-percent:0;mso-width-percent:0;mso-height-percent:0" o:hralign="center" o:hrstd="t" o:hr="t" fillcolor="#a0a0a0" stroked="f"/>
         </w:pict>
       </w:r>
@@ -2206,7 +2206,7 @@
           <w:szCs w:val="24"/>
           <w:lang w:eastAsia="en-GB"/>
         </w:rPr>
-        <w:pict w14:anchorId="03C9D278">
+        <w:pict w14:anchorId="0BB842A8">
           <v:rect id="_x0000_i1025" alt="" style="width:451.3pt;height:.05pt;mso-width-percent:0;mso-height-percent:0;mso-width-percent:0;mso-height-percent:0" o:hralign="center" o:hrstd="t" o:hr="t" fillcolor="#a0a0a0" stroked="f"/>
         </w:pict>
       </w:r>
@@ -2936,6 +2936,12 @@
       </w:pPr>
     </w:p>
     <w:sectPr>
+      <w:headerReference w:type="even" r:id="rId11"/>
+      <w:headerReference w:type="default" r:id="rId12"/>
+      <w:footerReference w:type="even" r:id="rId13"/>
+      <w:footerReference w:type="default" r:id="rId14"/>
+      <w:headerReference w:type="first" r:id="rId15"/>
+      <w:footerReference w:type="first" r:id="rId16"/>
       <w:pgSz w:w="11906" w:h="16838"/>
       <w:pgMar w:top="1440" w:right="1440" w:bottom="1440" w:left="1440" w:header="708" w:footer="708" w:gutter="0"/>
       <w:cols w:space="708"/>
@@ -2943,6 +2949,172 @@
     </w:sectPr>
   </w:body>
 </w:document>
+</file>
+
+<file path=word/endnotes.xml><?xml version="1.0" encoding="utf-8"?>
+<w:endnotes xmlns:wpc="http://schemas.microsoft.com/office/word/2010/wordprocessingCanvas" xmlns:cx="http://schemas.microsoft.com/office/drawing/2014/chartex" xmlns:cx1="http://schemas.microsoft.com/office/drawing/2015/9/8/chartex" xmlns:cx2="http://schemas.microsoft.com/office/drawing/2015/10/21/chartex" xmlns:cx3="http://schemas.microsoft.com/office/drawing/2016/5/9/chartex" xmlns:cx4="http://schemas.microsoft.com/office/drawing/2016/5/10/chartex" xmlns:cx5="http://schemas.microsoft.com/office/drawing/2016/5/11/chartex" xmlns:cx6="http://schemas.microsoft.com/office/drawing/2016/5/12/chartex" xmlns:cx7="http://schemas.microsoft.com/office/drawing/2016/5/13/chartex" xmlns:cx8="http://schemas.microsoft.com/office/drawing/2016/5/14/chartex" xmlns:mc="http://schemas.openxmlformats.org/markup-compatibility/2006" xmlns:aink="http://schemas.microsoft.com/office/drawing/2016/ink" xmlns:am3d="http://schemas.microsoft.com/office/drawing/2017/model3d" xmlns:o="urn:schemas-microsoft-com:office:office" xmlns:oel="http://schemas.microsoft.com/office/2019/extlst" xmlns:r="http://schemas.openxmlformats.org/officeDocument/2006/relationships" xmlns:m="http://schemas.openxmlformats.org/officeDocument/2006/math" xmlns:v="urn:schemas-microsoft-com:vml" xmlns:wp14="http://schemas.microsoft.com/office/word/2010/wordprocessingDrawing" xmlns:wp="http://schemas.openxmlformats.org/drawingml/2006/wordprocessingDrawing" xmlns:w10="urn:schemas-microsoft-com:office:word" xmlns:w="http://schemas.openxmlformats.org/wordprocessingml/2006/main" xmlns:w14="http://schemas.microsoft.com/office/word/2010/wordml" xmlns:w15="http://schemas.microsoft.com/office/word/2012/wordml" xmlns:w16cex="http://schemas.microsoft.com/office/word/2018/wordml/cex" xmlns:w16cid="http://schemas.microsoft.com/office/word/2016/wordml/cid" xmlns:w16="http://schemas.microsoft.com/office/word/2018/wordml" xmlns:w16du="http://schemas.microsoft.com/office/word/2023/wordml/word16du" xmlns:w16sdtdh="http://schemas.microsoft.com/office/word/2020/wordml/sdtdatahash" xmlns:w16sdtfl="http://schemas.microsoft.com/office/word/2024/wordml/sdtformatlock" xmlns:w16se="http://schemas.microsoft.com/office/word/2015/wordml/symex" xmlns:wpg="http://schemas.microsoft.com/office/word/2010/wordprocessingGroup" xmlns:wpi="http://schemas.microsoft.com/office/word/2010/wordprocessingInk" xmlns:wne="http://schemas.microsoft.com/office/word/2006/wordml" xmlns:wps="http://schemas.microsoft.com/office/word/2010/wordprocessingShape" mc:Ignorable="w14 w15 w16se w16cid w16 w16cex w16sdtdh w16sdtfl w16du wp14">
+  <w:endnote w:type="separator" w:id="-1">
+    <w:p>
+      <w:pPr>
+        <w:spacing w:after="0" w:line="240" w:lineRule="auto"/>
+      </w:pPr>
+      <w:r>
+        <w:separator/>
+      </w:r>
+    </w:p>
+  </w:endnote>
+  <w:endnote w:type="continuationSeparator" w:id="0">
+    <w:p>
+      <w:pPr>
+        <w:spacing w:after="0" w:line="240" w:lineRule="auto"/>
+      </w:pPr>
+      <w:r>
+        <w:continuationSeparator/>
+      </w:r>
+    </w:p>
+  </w:endnote>
+</w:endnotes>
+</file>
+
+<file path=word/footer1.xml><?xml version="1.0" encoding="utf-8"?>
+<w:ftr xmlns:wpc="http://schemas.microsoft.com/office/word/2010/wordprocessingCanvas" xmlns:cx="http://schemas.microsoft.com/office/drawing/2014/chartex" xmlns:cx1="http://schemas.microsoft.com/office/drawing/2015/9/8/chartex" xmlns:cx2="http://schemas.microsoft.com/office/drawing/2015/10/21/chartex" xmlns:cx3="http://schemas.microsoft.com/office/drawing/2016/5/9/chartex" xmlns:cx4="http://schemas.microsoft.com/office/drawing/2016/5/10/chartex" xmlns:cx5="http://schemas.microsoft.com/office/drawing/2016/5/11/chartex" xmlns:cx6="http://schemas.microsoft.com/office/drawing/2016/5/12/chartex" xmlns:cx7="http://schemas.microsoft.com/office/drawing/2016/5/13/chartex" xmlns:cx8="http://schemas.microsoft.com/office/drawing/2016/5/14/chartex" xmlns:mc="http://schemas.openxmlformats.org/markup-compatibility/2006" xmlns:aink="http://schemas.microsoft.com/office/drawing/2016/ink" xmlns:am3d="http://schemas.microsoft.com/office/drawing/2017/model3d" xmlns:o="urn:schemas-microsoft-com:office:office" xmlns:oel="http://schemas.microsoft.com/office/2019/extlst" xmlns:r="http://schemas.openxmlformats.org/officeDocument/2006/relationships" xmlns:m="http://schemas.openxmlformats.org/officeDocument/2006/math" xmlns:v="urn:schemas-microsoft-com:vml" xmlns:wp14="http://schemas.microsoft.com/office/word/2010/wordprocessingDrawing" xmlns:wp="http://schemas.openxmlformats.org/drawingml/2006/wordprocessingDrawing" xmlns:w10="urn:schemas-microsoft-com:office:word" xmlns:w="http://schemas.openxmlformats.org/wordprocessingml/2006/main" xmlns:w14="http://schemas.microsoft.com/office/word/2010/wordml" xmlns:w15="http://schemas.microsoft.com/office/word/2012/wordml" xmlns:w16cex="http://schemas.microsoft.com/office/word/2018/wordml/cex" xmlns:w16cid="http://schemas.microsoft.com/office/word/2016/wordml/cid" xmlns:w16="http://schemas.microsoft.com/office/word/2018/wordml" xmlns:w16du="http://schemas.microsoft.com/office/word/2023/wordml/word16du" xmlns:w16sdtdh="http://schemas.microsoft.com/office/word/2020/wordml/sdtdatahash" xmlns:w16sdtfl="http://schemas.microsoft.com/office/word/2024/wordml/sdtformatlock" xmlns:w16se="http://schemas.microsoft.com/office/word/2015/wordml/symex" xmlns:wpg="http://schemas.microsoft.com/office/word/2010/wordprocessingGroup" xmlns:wpi="http://schemas.microsoft.com/office/word/2010/wordprocessingInk" xmlns:wne="http://schemas.microsoft.com/office/word/2006/wordml" xmlns:wps="http://schemas.microsoft.com/office/word/2010/wordprocessingShape" mc:Ignorable="w14 w15 w16se w16cid w16 w16cex w16sdtdh w16sdtfl w16du wp14">
+  <w:p>
+    <w:pPr>
+      <w:pStyle w:val="Footer"/>
+    </w:pPr>
+  </w:p>
+</w:ftr>
+</file>
+
+<file path=word/footer2.xml><?xml version="1.0" encoding="utf-8"?>
+<w:ftr xmlns:wpc="http://schemas.microsoft.com/office/word/2010/wordprocessingCanvas" xmlns:cx="http://schemas.microsoft.com/office/drawing/2014/chartex" xmlns:cx1="http://schemas.microsoft.com/office/drawing/2015/9/8/chartex" xmlns:cx2="http://schemas.microsoft.com/office/drawing/2015/10/21/chartex" xmlns:cx3="http://schemas.microsoft.com/office/drawing/2016/5/9/chartex" xmlns:cx4="http://schemas.microsoft.com/office/drawing/2016/5/10/chartex" xmlns:cx5="http://schemas.microsoft.com/office/drawing/2016/5/11/chartex" xmlns:cx6="http://schemas.microsoft.com/office/drawing/2016/5/12/chartex" xmlns:cx7="http://schemas.microsoft.com/office/drawing/2016/5/13/chartex" xmlns:cx8="http://schemas.microsoft.com/office/drawing/2016/5/14/chartex" xmlns:mc="http://schemas.openxmlformats.org/markup-compatibility/2006" xmlns:aink="http://schemas.microsoft.com/office/drawing/2016/ink" xmlns:am3d="http://schemas.microsoft.com/office/drawing/2017/model3d" xmlns:o="urn:schemas-microsoft-com:office:office" xmlns:oel="http://schemas.microsoft.com/office/2019/extlst" xmlns:r="http://schemas.openxmlformats.org/officeDocument/2006/relationships" xmlns:m="http://schemas.openxmlformats.org/officeDocument/2006/math" xmlns:v="urn:schemas-microsoft-com:vml" xmlns:wp14="http://schemas.microsoft.com/office/word/2010/wordprocessingDrawing" xmlns:wp="http://schemas.openxmlformats.org/drawingml/2006/wordprocessingDrawing" xmlns:w10="urn:schemas-microsoft-com:office:word" xmlns:w="http://schemas.openxmlformats.org/wordprocessingml/2006/main" xmlns:w14="http://schemas.microsoft.com/office/word/2010/wordml" xmlns:w15="http://schemas.microsoft.com/office/word/2012/wordml" xmlns:w16cex="http://schemas.microsoft.com/office/word/2018/wordml/cex" xmlns:w16cid="http://schemas.microsoft.com/office/word/2016/wordml/cid" xmlns:w16="http://schemas.microsoft.com/office/word/2018/wordml" xmlns:w16du="http://schemas.microsoft.com/office/word/2023/wordml/word16du" xmlns:w16sdtdh="http://schemas.microsoft.com/office/word/2020/wordml/sdtdatahash" xmlns:w16sdtfl="http://schemas.microsoft.com/office/word/2024/wordml/sdtformatlock" xmlns:w16se="http://schemas.microsoft.com/office/word/2015/wordml/symex" xmlns:wpg="http://schemas.microsoft.com/office/word/2010/wordprocessingGroup" xmlns:wpi="http://schemas.microsoft.com/office/word/2010/wordprocessingInk" xmlns:wne="http://schemas.microsoft.com/office/word/2006/wordml" xmlns:wps="http://schemas.microsoft.com/office/word/2010/wordprocessingShape" mc:Ignorable="w14 w15 w16se w16cid w16 w16cex w16sdtdh w16sdtfl w16du wp14">
+  <w:p>
+    <w:pPr>
+      <w:pStyle w:val="Footer"/>
+      <w:jc w:val="center"/>
+      <w:rPr>
+        <w:caps/>
+        <w:noProof/>
+        <w:color w:val="4472C4" w:themeColor="accent1"/>
+      </w:rPr>
+    </w:pPr>
+    <w:r>
+      <w:rPr>
+        <w:caps/>
+        <w:color w:val="4472C4" w:themeColor="accent1"/>
+      </w:rPr>
+      <w:fldChar w:fldCharType="begin"/>
+    </w:r>
+    <w:r>
+      <w:rPr>
+        <w:caps/>
+        <w:color w:val="4472C4" w:themeColor="accent1"/>
+      </w:rPr>
+      <w:instrText xml:space="preserve"> PAGE   \* MERGEFORMAT </w:instrText>
+    </w:r>
+    <w:r>
+      <w:rPr>
+        <w:caps/>
+        <w:color w:val="4472C4" w:themeColor="accent1"/>
+      </w:rPr>
+      <w:fldChar w:fldCharType="separate"/>
+    </w:r>
+    <w:r>
+      <w:rPr>
+        <w:caps/>
+        <w:noProof/>
+        <w:color w:val="4472C4" w:themeColor="accent1"/>
+      </w:rPr>
+      <w:t>2</w:t>
+    </w:r>
+    <w:r>
+      <w:rPr>
+        <w:caps/>
+        <w:noProof/>
+        <w:color w:val="4472C4" w:themeColor="accent1"/>
+      </w:rPr>
+      <w:fldChar w:fldCharType="end"/>
+    </w:r>
+    <w:r>
+      <w:rPr>
+        <w:caps/>
+        <w:noProof/>
+        <w:color w:val="4472C4" w:themeColor="accent1"/>
+      </w:rPr>
+      <w:t>/6</w:t>
+    </w:r>
+  </w:p>
+  <w:p>
+    <w:pPr>
+      <w:pStyle w:val="Footer"/>
+    </w:pPr>
+  </w:p>
+</w:ftr>
+</file>
+
+<file path=word/footer3.xml><?xml version="1.0" encoding="utf-8"?>
+<w:ftr xmlns:wpc="http://schemas.microsoft.com/office/word/2010/wordprocessingCanvas" xmlns:cx="http://schemas.microsoft.com/office/drawing/2014/chartex" xmlns:cx1="http://schemas.microsoft.com/office/drawing/2015/9/8/chartex" xmlns:cx2="http://schemas.microsoft.com/office/drawing/2015/10/21/chartex" xmlns:cx3="http://schemas.microsoft.com/office/drawing/2016/5/9/chartex" xmlns:cx4="http://schemas.microsoft.com/office/drawing/2016/5/10/chartex" xmlns:cx5="http://schemas.microsoft.com/office/drawing/2016/5/11/chartex" xmlns:cx6="http://schemas.microsoft.com/office/drawing/2016/5/12/chartex" xmlns:cx7="http://schemas.microsoft.com/office/drawing/2016/5/13/chartex" xmlns:cx8="http://schemas.microsoft.com/office/drawing/2016/5/14/chartex" xmlns:mc="http://schemas.openxmlformats.org/markup-compatibility/2006" xmlns:aink="http://schemas.microsoft.com/office/drawing/2016/ink" xmlns:am3d="http://schemas.microsoft.com/office/drawing/2017/model3d" xmlns:o="urn:schemas-microsoft-com:office:office" xmlns:oel="http://schemas.microsoft.com/office/2019/extlst" xmlns:r="http://schemas.openxmlformats.org/officeDocument/2006/relationships" xmlns:m="http://schemas.openxmlformats.org/officeDocument/2006/math" xmlns:v="urn:schemas-microsoft-com:vml" xmlns:wp14="http://schemas.microsoft.com/office/word/2010/wordprocessingDrawing" xmlns:wp="http://schemas.openxmlformats.org/drawingml/2006/wordprocessingDrawing" xmlns:w10="urn:schemas-microsoft-com:office:word" xmlns:w="http://schemas.openxmlformats.org/wordprocessingml/2006/main" xmlns:w14="http://schemas.microsoft.com/office/word/2010/wordml" xmlns:w15="http://schemas.microsoft.com/office/word/2012/wordml" xmlns:w16cex="http://schemas.microsoft.com/office/word/2018/wordml/cex" xmlns:w16cid="http://schemas.microsoft.com/office/word/2016/wordml/cid" xmlns:w16="http://schemas.microsoft.com/office/word/2018/wordml" xmlns:w16du="http://schemas.microsoft.com/office/word/2023/wordml/word16du" xmlns:w16sdtdh="http://schemas.microsoft.com/office/word/2020/wordml/sdtdatahash" xmlns:w16sdtfl="http://schemas.microsoft.com/office/word/2024/wordml/sdtformatlock" xmlns:w16se="http://schemas.microsoft.com/office/word/2015/wordml/symex" xmlns:wpg="http://schemas.microsoft.com/office/word/2010/wordprocessingGroup" xmlns:wpi="http://schemas.microsoft.com/office/word/2010/wordprocessingInk" xmlns:wne="http://schemas.microsoft.com/office/word/2006/wordml" xmlns:wps="http://schemas.microsoft.com/office/word/2010/wordprocessingShape" mc:Ignorable="w14 w15 w16se w16cid w16 w16cex w16sdtdh w16sdtfl w16du wp14">
+  <w:p>
+    <w:pPr>
+      <w:pStyle w:val="Footer"/>
+    </w:pPr>
+  </w:p>
+</w:ftr>
+</file>
+
+<file path=word/footnotes.xml><?xml version="1.0" encoding="utf-8"?>
+<w:footnotes xmlns:wpc="http://schemas.microsoft.com/office/word/2010/wordprocessingCanvas" xmlns:cx="http://schemas.microsoft.com/office/drawing/2014/chartex" xmlns:cx1="http://schemas.microsoft.com/office/drawing/2015/9/8/chartex" xmlns:cx2="http://schemas.microsoft.com/office/drawing/2015/10/21/chartex" xmlns:cx3="http://schemas.microsoft.com/office/drawing/2016/5/9/chartex" xmlns:cx4="http://schemas.microsoft.com/office/drawing/2016/5/10/chartex" xmlns:cx5="http://schemas.microsoft.com/office/drawing/2016/5/11/chartex" xmlns:cx6="http://schemas.microsoft.com/office/drawing/2016/5/12/chartex" xmlns:cx7="http://schemas.microsoft.com/office/drawing/2016/5/13/chartex" xmlns:cx8="http://schemas.microsoft.com/office/drawing/2016/5/14/chartex" xmlns:mc="http://schemas.openxmlformats.org/markup-compatibility/2006" xmlns:aink="http://schemas.microsoft.com/office/drawing/2016/ink" xmlns:am3d="http://schemas.microsoft.com/office/drawing/2017/model3d" xmlns:o="urn:schemas-microsoft-com:office:office" xmlns:oel="http://schemas.microsoft.com/office/2019/extlst" xmlns:r="http://schemas.openxmlformats.org/officeDocument/2006/relationships" xmlns:m="http://schemas.openxmlformats.org/officeDocument/2006/math" xmlns:v="urn:schemas-microsoft-com:vml" xmlns:wp14="http://schemas.microsoft.com/office/word/2010/wordprocessingDrawing" xmlns:wp="http://schemas.openxmlformats.org/drawingml/2006/wordprocessingDrawing" xmlns:w10="urn:schemas-microsoft-com:office:word" xmlns:w="http://schemas.openxmlformats.org/wordprocessingml/2006/main" xmlns:w14="http://schemas.microsoft.com/office/word/2010/wordml" xmlns:w15="http://schemas.microsoft.com/office/word/2012/wordml" xmlns:w16cex="http://schemas.microsoft.com/office/word/2018/wordml/cex" xmlns:w16cid="http://schemas.microsoft.com/office/word/2016/wordml/cid" xmlns:w16="http://schemas.microsoft.com/office/word/2018/wordml" xmlns:w16du="http://schemas.microsoft.com/office/word/2023/wordml/word16du" xmlns:w16sdtdh="http://schemas.microsoft.com/office/word/2020/wordml/sdtdatahash" xmlns:w16sdtfl="http://schemas.microsoft.com/office/word/2024/wordml/sdtformatlock" xmlns:w16se="http://schemas.microsoft.com/office/word/2015/wordml/symex" xmlns:wpg="http://schemas.microsoft.com/office/word/2010/wordprocessingGroup" xmlns:wpi="http://schemas.microsoft.com/office/word/2010/wordprocessingInk" xmlns:wne="http://schemas.microsoft.com/office/word/2006/wordml" xmlns:wps="http://schemas.microsoft.com/office/word/2010/wordprocessingShape" mc:Ignorable="w14 w15 w16se w16cid w16 w16cex w16sdtdh w16sdtfl w16du wp14">
+  <w:footnote w:type="separator" w:id="-1">
+    <w:p>
+      <w:pPr>
+        <w:spacing w:after="0" w:line="240" w:lineRule="auto"/>
+      </w:pPr>
+      <w:r>
+        <w:separator/>
+      </w:r>
+    </w:p>
+  </w:footnote>
+  <w:footnote w:type="continuationSeparator" w:id="0">
+    <w:p>
+      <w:pPr>
+        <w:spacing w:after="0" w:line="240" w:lineRule="auto"/>
+      </w:pPr>
+      <w:r>
+        <w:continuationSeparator/>
+      </w:r>
+    </w:p>
+  </w:footnote>
+</w:footnotes>
+</file>
+
+<file path=word/header1.xml><?xml version="1.0" encoding="utf-8"?>
+<w:hdr xmlns:wpc="http://schemas.microsoft.com/office/word/2010/wordprocessingCanvas" xmlns:cx="http://schemas.microsoft.com/office/drawing/2014/chartex" xmlns:cx1="http://schemas.microsoft.com/office/drawing/2015/9/8/chartex" xmlns:cx2="http://schemas.microsoft.com/office/drawing/2015/10/21/chartex" xmlns:cx3="http://schemas.microsoft.com/office/drawing/2016/5/9/chartex" xmlns:cx4="http://schemas.microsoft.com/office/drawing/2016/5/10/chartex" xmlns:cx5="http://schemas.microsoft.com/office/drawing/2016/5/11/chartex" xmlns:cx6="http://schemas.microsoft.com/office/drawing/2016/5/12/chartex" xmlns:cx7="http://schemas.microsoft.com/office/drawing/2016/5/13/chartex" xmlns:cx8="http://schemas.microsoft.com/office/drawing/2016/5/14/chartex" xmlns:mc="http://schemas.openxmlformats.org/markup-compatibility/2006" xmlns:aink="http://schemas.microsoft.com/office/drawing/2016/ink" xmlns:am3d="http://schemas.microsoft.com/office/drawing/2017/model3d" xmlns:o="urn:schemas-microsoft-com:office:office" xmlns:oel="http://schemas.microsoft.com/office/2019/extlst" xmlns:r="http://schemas.openxmlformats.org/officeDocument/2006/relationships" xmlns:m="http://schemas.openxmlformats.org/officeDocument/2006/math" xmlns:v="urn:schemas-microsoft-com:vml" xmlns:wp14="http://schemas.microsoft.com/office/word/2010/wordprocessingDrawing" xmlns:wp="http://schemas.openxmlformats.org/drawingml/2006/wordprocessingDrawing" xmlns:w10="urn:schemas-microsoft-com:office:word" xmlns:w="http://schemas.openxmlformats.org/wordprocessingml/2006/main" xmlns:w14="http://schemas.microsoft.com/office/word/2010/wordml" xmlns:w15="http://schemas.microsoft.com/office/word/2012/wordml" xmlns:w16cex="http://schemas.microsoft.com/office/word/2018/wordml/cex" xmlns:w16cid="http://schemas.microsoft.com/office/word/2016/wordml/cid" xmlns:w16="http://schemas.microsoft.com/office/word/2018/wordml" xmlns:w16du="http://schemas.microsoft.com/office/word/2023/wordml/word16du" xmlns:w16sdtdh="http://schemas.microsoft.com/office/word/2020/wordml/sdtdatahash" xmlns:w16sdtfl="http://schemas.microsoft.com/office/word/2024/wordml/sdtformatlock" xmlns:w16se="http://schemas.microsoft.com/office/word/2015/wordml/symex" xmlns:wpg="http://schemas.microsoft.com/office/word/2010/wordprocessingGroup" xmlns:wpi="http://schemas.microsoft.com/office/word/2010/wordprocessingInk" xmlns:wne="http://schemas.microsoft.com/office/word/2006/wordml" xmlns:wps="http://schemas.microsoft.com/office/word/2010/wordprocessingShape" mc:Ignorable="w14 w15 w16se w16cid w16 w16cex w16sdtdh w16sdtfl w16du wp14">
+  <w:p>
+    <w:pPr>
+      <w:pStyle w:val="Header"/>
+    </w:pPr>
+  </w:p>
+</w:hdr>
+</file>
+
+<file path=word/header2.xml><?xml version="1.0" encoding="utf-8"?>
+<w:hdr xmlns:wpc="http://schemas.microsoft.com/office/word/2010/wordprocessingCanvas" xmlns:cx="http://schemas.microsoft.com/office/drawing/2014/chartex" xmlns:cx1="http://schemas.microsoft.com/office/drawing/2015/9/8/chartex" xmlns:cx2="http://schemas.microsoft.com/office/drawing/2015/10/21/chartex" xmlns:cx3="http://schemas.microsoft.com/office/drawing/2016/5/9/chartex" xmlns:cx4="http://schemas.microsoft.com/office/drawing/2016/5/10/chartex" xmlns:cx5="http://schemas.microsoft.com/office/drawing/2016/5/11/chartex" xmlns:cx6="http://schemas.microsoft.com/office/drawing/2016/5/12/chartex" xmlns:cx7="http://schemas.microsoft.com/office/drawing/2016/5/13/chartex" xmlns:cx8="http://schemas.microsoft.com/office/drawing/2016/5/14/chartex" xmlns:mc="http://schemas.openxmlformats.org/markup-compatibility/2006" xmlns:aink="http://schemas.microsoft.com/office/drawing/2016/ink" xmlns:am3d="http://schemas.microsoft.com/office/drawing/2017/model3d" xmlns:o="urn:schemas-microsoft-com:office:office" xmlns:oel="http://schemas.microsoft.com/office/2019/extlst" xmlns:r="http://schemas.openxmlformats.org/officeDocument/2006/relationships" xmlns:m="http://schemas.openxmlformats.org/officeDocument/2006/math" xmlns:v="urn:schemas-microsoft-com:vml" xmlns:wp14="http://schemas.microsoft.com/office/word/2010/wordprocessingDrawing" xmlns:wp="http://schemas.openxmlformats.org/drawingml/2006/wordprocessingDrawing" xmlns:w10="urn:schemas-microsoft-com:office:word" xmlns:w="http://schemas.openxmlformats.org/wordprocessingml/2006/main" xmlns:w14="http://schemas.microsoft.com/office/word/2010/wordml" xmlns:w15="http://schemas.microsoft.com/office/word/2012/wordml" xmlns:w16cex="http://schemas.microsoft.com/office/word/2018/wordml/cex" xmlns:w16cid="http://schemas.microsoft.com/office/word/2016/wordml/cid" xmlns:w16="http://schemas.microsoft.com/office/word/2018/wordml" xmlns:w16du="http://schemas.microsoft.com/office/word/2023/wordml/word16du" xmlns:w16sdtdh="http://schemas.microsoft.com/office/word/2020/wordml/sdtdatahash" xmlns:w16sdtfl="http://schemas.microsoft.com/office/word/2024/wordml/sdtformatlock" xmlns:w16se="http://schemas.microsoft.com/office/word/2015/wordml/symex" xmlns:wpg="http://schemas.microsoft.com/office/word/2010/wordprocessingGroup" xmlns:wpi="http://schemas.microsoft.com/office/word/2010/wordprocessingInk" xmlns:wne="http://schemas.microsoft.com/office/word/2006/wordml" xmlns:wps="http://schemas.microsoft.com/office/word/2010/wordprocessingShape" mc:Ignorable="w14 w15 w16se w16cid w16 w16cex w16sdtdh w16sdtfl w16du wp14">
+  <w:p>
+    <w:pPr>
+      <w:pStyle w:val="Header"/>
+    </w:pPr>
+  </w:p>
+</w:hdr>
+</file>
+
+<file path=word/header3.xml><?xml version="1.0" encoding="utf-8"?>
+<w:hdr xmlns:wpc="http://schemas.microsoft.com/office/word/2010/wordprocessingCanvas" xmlns:cx="http://schemas.microsoft.com/office/drawing/2014/chartex" xmlns:cx1="http://schemas.microsoft.com/office/drawing/2015/9/8/chartex" xmlns:cx2="http://schemas.microsoft.com/office/drawing/2015/10/21/chartex" xmlns:cx3="http://schemas.microsoft.com/office/drawing/2016/5/9/chartex" xmlns:cx4="http://schemas.microsoft.com/office/drawing/2016/5/10/chartex" xmlns:cx5="http://schemas.microsoft.com/office/drawing/2016/5/11/chartex" xmlns:cx6="http://schemas.microsoft.com/office/drawing/2016/5/12/chartex" xmlns:cx7="http://schemas.microsoft.com/office/drawing/2016/5/13/chartex" xmlns:cx8="http://schemas.microsoft.com/office/drawing/2016/5/14/chartex" xmlns:mc="http://schemas.openxmlformats.org/markup-compatibility/2006" xmlns:aink="http://schemas.microsoft.com/office/drawing/2016/ink" xmlns:am3d="http://schemas.microsoft.com/office/drawing/2017/model3d" xmlns:o="urn:schemas-microsoft-com:office:office" xmlns:oel="http://schemas.microsoft.com/office/2019/extlst" xmlns:r="http://schemas.openxmlformats.org/officeDocument/2006/relationships" xmlns:m="http://schemas.openxmlformats.org/officeDocument/2006/math" xmlns:v="urn:schemas-microsoft-com:vml" xmlns:wp14="http://schemas.microsoft.com/office/word/2010/wordprocessingDrawing" xmlns:wp="http://schemas.openxmlformats.org/drawingml/2006/wordprocessingDrawing" xmlns:w10="urn:schemas-microsoft-com:office:word" xmlns:w="http://schemas.openxmlformats.org/wordprocessingml/2006/main" xmlns:w14="http://schemas.microsoft.com/office/word/2010/wordml" xmlns:w15="http://schemas.microsoft.com/office/word/2012/wordml" xmlns:w16cex="http://schemas.microsoft.com/office/word/2018/wordml/cex" xmlns:w16cid="http://schemas.microsoft.com/office/word/2016/wordml/cid" xmlns:w16="http://schemas.microsoft.com/office/word/2018/wordml" xmlns:w16du="http://schemas.microsoft.com/office/word/2023/wordml/word16du" xmlns:w16sdtdh="http://schemas.microsoft.com/office/word/2020/wordml/sdtdatahash" xmlns:w16sdtfl="http://schemas.microsoft.com/office/word/2024/wordml/sdtformatlock" xmlns:w16se="http://schemas.microsoft.com/office/word/2015/wordml/symex" xmlns:wpg="http://schemas.microsoft.com/office/word/2010/wordprocessingGroup" xmlns:wpi="http://schemas.microsoft.com/office/word/2010/wordprocessingInk" xmlns:wne="http://schemas.microsoft.com/office/word/2006/wordml" xmlns:wps="http://schemas.microsoft.com/office/word/2010/wordprocessingShape" mc:Ignorable="w14 w15 w16se w16cid w16 w16cex w16sdtdh w16sdtfl w16du wp14">
+  <w:p>
+    <w:pPr>
+      <w:pStyle w:val="Header"/>
+    </w:pPr>
+  </w:p>
+</w:hdr>
 </file>
 
 <file path=word/numbering.xml><?xml version="1.0" encoding="utf-8"?>
@@ -5381,6 +5553,50 @@
       <w:contextualSpacing/>
     </w:pPr>
   </w:style>
+  <w:style w:type="paragraph" w:styleId="Header">
+    <w:name w:val="header"/>
+    <w:basedOn w:val="Normal"/>
+    <w:link w:val="HeaderChar"/>
+    <w:uiPriority w:val="99"/>
+    <w:unhideWhenUsed/>
+    <w:rsid w:val="00C30D88"/>
+    <w:pPr>
+      <w:tabs>
+        <w:tab w:val="center" w:pos="4513"/>
+        <w:tab w:val="right" w:pos="9026"/>
+      </w:tabs>
+      <w:spacing w:after="0" w:line="240" w:lineRule="auto"/>
+    </w:pPr>
+  </w:style>
+  <w:style w:type="character" w:customStyle="1" w:styleId="HeaderChar">
+    <w:name w:val="Header Char"/>
+    <w:basedOn w:val="DefaultParagraphFont"/>
+    <w:link w:val="Header"/>
+    <w:uiPriority w:val="99"/>
+    <w:rsid w:val="00C30D88"/>
+  </w:style>
+  <w:style w:type="paragraph" w:styleId="Footer">
+    <w:name w:val="footer"/>
+    <w:basedOn w:val="Normal"/>
+    <w:link w:val="FooterChar"/>
+    <w:uiPriority w:val="99"/>
+    <w:unhideWhenUsed/>
+    <w:rsid w:val="00C30D88"/>
+    <w:pPr>
+      <w:tabs>
+        <w:tab w:val="center" w:pos="4513"/>
+        <w:tab w:val="right" w:pos="9026"/>
+      </w:tabs>
+      <w:spacing w:after="0" w:line="240" w:lineRule="auto"/>
+    </w:pPr>
+  </w:style>
+  <w:style w:type="character" w:customStyle="1" w:styleId="FooterChar">
+    <w:name w:val="Footer Char"/>
+    <w:basedOn w:val="DefaultParagraphFont"/>
+    <w:link w:val="Footer"/>
+    <w:uiPriority w:val="99"/>
+    <w:rsid w:val="00C30D88"/>
+  </w:style>
 </w:styles>
 </file>
 
@@ -5680,6 +5896,21 @@
 </file>
 
 <file path=customXml/item1.xml><?xml version="1.0" encoding="utf-8"?>
+<?mso-contentType ?>
+<FormTemplates xmlns="http://schemas.microsoft.com/sharepoint/v3/contenttype/forms">
+  <Display>DocumentLibraryForm</Display>
+  <Edit>DocumentLibraryForm</Edit>
+  <New>DocumentLibraryForm</New>
+</FormTemplates>
+</file>
+
+<file path=customXml/item2.xml><?xml version="1.0" encoding="utf-8"?>
+<p:properties xmlns:p="http://schemas.microsoft.com/office/2006/metadata/properties" xmlns:xsi="http://www.w3.org/2001/XMLSchema-instance" xmlns:pc="http://schemas.microsoft.com/office/infopath/2007/PartnerControls">
+  <documentManagement/>
+</p:properties>
+</file>
+
+<file path=customXml/item3.xml><?xml version="1.0" encoding="utf-8"?>
 <ct:contentTypeSchema xmlns:ct="http://schemas.microsoft.com/office/2006/metadata/contentType" xmlns:ma="http://schemas.microsoft.com/office/2006/metadata/properties/metaAttributes" ct:_="" ma:_="" ma:contentTypeName="Document" ma:contentTypeID="0x0101009908F051F1A7FA40B6E0D78DFA896E6F" ma:contentTypeVersion="1" ma:contentTypeDescription="Create a new document." ma:contentTypeScope="" ma:versionID="0009fb671151e94c1999344984b8af17">
   <xsd:schema xmlns:xsd="http://www.w3.org/2001/XMLSchema" xmlns:xs="http://www.w3.org/2001/XMLSchema" xmlns:p="http://schemas.microsoft.com/office/2006/metadata/properties" xmlns:ns3="d71ff2ac-62c7-44d6-abd7-1383af8796a8" targetNamespace="http://schemas.microsoft.com/office/2006/metadata/properties" ma:root="true" ma:fieldsID="2285c7e9193e97cc887e74bba7a990d1" ns3:_="">
     <xsd:import namespace="d71ff2ac-62c7-44d6-abd7-1383af8796a8"/>
@@ -5805,22 +6036,24 @@
 </ct:contentTypeSchema>
 </file>
 
-<file path=customXml/item2.xml><?xml version="1.0" encoding="utf-8"?>
-<p:properties xmlns:p="http://schemas.microsoft.com/office/2006/metadata/properties" xmlns:xsi="http://www.w3.org/2001/XMLSchema-instance" xmlns:pc="http://schemas.microsoft.com/office/infopath/2007/PartnerControls">
-  <documentManagement/>
-</p:properties>
+<file path=customXml/itemProps1.xml><?xml version="1.0" encoding="utf-8"?>
+<ds:datastoreItem xmlns:ds="http://schemas.openxmlformats.org/officeDocument/2006/customXml" ds:itemID="{D3028D50-452E-4172-8D08-307FB2655271}">
+  <ds:schemaRefs>
+    <ds:schemaRef ds:uri="http://schemas.microsoft.com/sharepoint/v3/contenttype/forms"/>
+  </ds:schemaRefs>
+</ds:datastoreItem>
 </file>
 
-<file path=customXml/item3.xml><?xml version="1.0" encoding="utf-8"?>
-<?mso-contentType ?>
-<FormTemplates xmlns="http://schemas.microsoft.com/sharepoint/v3/contenttype/forms">
-  <Display>DocumentLibraryForm</Display>
-  <Edit>DocumentLibraryForm</Edit>
-  <New>DocumentLibraryForm</New>
-</FormTemplates>
+<file path=customXml/itemProps2.xml><?xml version="1.0" encoding="utf-8"?>
+<ds:datastoreItem xmlns:ds="http://schemas.openxmlformats.org/officeDocument/2006/customXml" ds:itemID="{AD498B32-3373-4194-BBD2-0E908A0F76AB}">
+  <ds:schemaRefs>
+    <ds:schemaRef ds:uri="http://schemas.microsoft.com/office/2006/metadata/properties"/>
+    <ds:schemaRef ds:uri="http://schemas.microsoft.com/office/infopath/2007/PartnerControls"/>
+  </ds:schemaRefs>
+</ds:datastoreItem>
 </file>
 
-<file path=customXml/itemProps1.xml><?xml version="1.0" encoding="utf-8"?>
+<file path=customXml/itemProps3.xml><?xml version="1.0" encoding="utf-8"?>
 <ds:datastoreItem xmlns:ds="http://schemas.openxmlformats.org/officeDocument/2006/customXml" ds:itemID="{BFCEBDD7-48B9-4B57-9D19-5FACCA8D9776}">
   <ds:schemaRefs>
     <ds:schemaRef ds:uri="http://schemas.microsoft.com/office/2006/metadata/contentType"/>
@@ -5836,21 +6069,4 @@
     <ds:schemaRef ds:uri="http://schemas.microsoft.com/internal/obd"/>
   </ds:schemaRefs>
 </ds:datastoreItem>
-</file>
-
-<file path=customXml/itemProps2.xml><?xml version="1.0" encoding="utf-8"?>
-<ds:datastoreItem xmlns:ds="http://schemas.openxmlformats.org/officeDocument/2006/customXml" ds:itemID="{AD498B32-3373-4194-BBD2-0E908A0F76AB}">
-  <ds:schemaRefs>
-    <ds:schemaRef ds:uri="http://schemas.microsoft.com/office/2006/metadata/properties"/>
-    <ds:schemaRef ds:uri="http://schemas.microsoft.com/office/infopath/2007/PartnerControls"/>
-  </ds:schemaRefs>
-</ds:datastoreItem>
-</file>
-
-<file path=customXml/itemProps3.xml><?xml version="1.0" encoding="utf-8"?>
-<ds:datastoreItem xmlns:ds="http://schemas.openxmlformats.org/officeDocument/2006/customXml" ds:itemID="{D3028D50-452E-4172-8D08-307FB2655271}">
-  <ds:schemaRefs>
-    <ds:schemaRef ds:uri="http://schemas.microsoft.com/sharepoint/v3/contenttype/forms"/>
-  </ds:schemaRefs>
-</ds:datastoreItem>
 </file>